--- a/media/document/reestr.docx
+++ b/media/document/reestr.docx
@@ -1821,19 +1821,19 @@
           <w:szCs w:val="18"/>
           <w:lang w:val="en-US" w:eastAsia="ru-RU"/>
         </w:rPr>
-        <w:t>Narzullaev</w:t>
-      </w:r>
-      <w:proofErr w:type="spellEnd"/>
-      <w:r>
-        <w:rPr>
-          <w:rFonts w:ascii="Times New Roman" w:eastAsia="Times New Roman" w:hAnsi="Times New Roman" w:cs="Times New Roman"/>
-          <w:b/>
-          <w:bCs/>
-          <w:sz w:val="18"/>
-          <w:szCs w:val="18"/>
-          <w:lang w:val="en-US" w:eastAsia="ru-RU"/>
-        </w:rPr>
-        <w:t xml:space="preserve"> A.</w:t>
+        <w:t>Yakushina</w:t>
+      </w:r>
+      <w:proofErr w:type="spellEnd"/>
+      <w:r>
+        <w:rPr>
+          <w:rFonts w:ascii="Times New Roman" w:eastAsia="Times New Roman" w:hAnsi="Times New Roman" w:cs="Times New Roman"/>
+          <w:b/>
+          <w:bCs/>
+          <w:sz w:val="18"/>
+          <w:szCs w:val="18"/>
+          <w:lang w:val="en-US" w:eastAsia="ru-RU"/>
+        </w:rPr>
+        <w:t xml:space="preserve"> E.</w:t>
       </w:r>
     </w:p>
     <w:p>

--- a/media/document/reestr.docx
+++ b/media/document/reestr.docx
@@ -15,17 +15,211 @@
           <w:lang w:val="en-US" w:eastAsia="ru-RU"/>
         </w:rPr>
       </w:pPr>
-      <w:r>
-        <w:rPr>
-          <w:rFonts w:ascii="Times New Roman" w:eastAsia="Times New Roman" w:hAnsi="Times New Roman" w:cs="Times New Roman"/>
-          <w:b/>
-          <w:bCs/>
-          <w:sz w:val="18"/>
-          <w:szCs w:val="18"/>
-          <w:lang w:val="en-US" w:eastAsia="ru-RU"/>
-        </w:rPr>
-        <w:t>Kompyuter va ofis uskunalariga servis xizmat ko'rsatish jarayonida foydalanilgan</w:t>
-      </w:r>
+      <w:proofErr w:type="spellStart"/>
+      <w:r>
+        <w:rPr>
+          <w:rFonts w:ascii="Times New Roman" w:eastAsia="Times New Roman" w:hAnsi="Times New Roman" w:cs="Times New Roman"/>
+          <w:b/>
+          <w:bCs/>
+          <w:sz w:val="18"/>
+          <w:szCs w:val="18"/>
+          <w:lang w:val="en-US" w:eastAsia="ru-RU"/>
+        </w:rPr>
+        <w:t>Kompyuter</w:t>
+      </w:r>
+      <w:proofErr w:type="spellEnd"/>
+      <w:r>
+        <w:rPr>
+          <w:rFonts w:ascii="Times New Roman" w:eastAsia="Times New Roman" w:hAnsi="Times New Roman" w:cs="Times New Roman"/>
+          <w:b/>
+          <w:bCs/>
+          <w:sz w:val="18"/>
+          <w:szCs w:val="18"/>
+          <w:lang w:val="en-US" w:eastAsia="ru-RU"/>
+        </w:rPr>
+        <w:t xml:space="preserve"> </w:t>
+      </w:r>
+      <w:proofErr w:type="spellStart"/>
+      <w:r>
+        <w:rPr>
+          <w:rFonts w:ascii="Times New Roman" w:eastAsia="Times New Roman" w:hAnsi="Times New Roman" w:cs="Times New Roman"/>
+          <w:b/>
+          <w:bCs/>
+          <w:sz w:val="18"/>
+          <w:szCs w:val="18"/>
+          <w:lang w:val="en-US" w:eastAsia="ru-RU"/>
+        </w:rPr>
+        <w:t>va</w:t>
+      </w:r>
+      <w:proofErr w:type="spellEnd"/>
+      <w:r>
+        <w:rPr>
+          <w:rFonts w:ascii="Times New Roman" w:eastAsia="Times New Roman" w:hAnsi="Times New Roman" w:cs="Times New Roman"/>
+          <w:b/>
+          <w:bCs/>
+          <w:sz w:val="18"/>
+          <w:szCs w:val="18"/>
+          <w:lang w:val="en-US" w:eastAsia="ru-RU"/>
+        </w:rPr>
+        <w:t xml:space="preserve"> </w:t>
+      </w:r>
+      <w:proofErr w:type="spellStart"/>
+      <w:r>
+        <w:rPr>
+          <w:rFonts w:ascii="Times New Roman" w:eastAsia="Times New Roman" w:hAnsi="Times New Roman" w:cs="Times New Roman"/>
+          <w:b/>
+          <w:bCs/>
+          <w:sz w:val="18"/>
+          <w:szCs w:val="18"/>
+          <w:lang w:val="en-US" w:eastAsia="ru-RU"/>
+        </w:rPr>
+        <w:t>ofis</w:t>
+      </w:r>
+      <w:proofErr w:type="spellEnd"/>
+      <w:r>
+        <w:rPr>
+          <w:rFonts w:ascii="Times New Roman" w:eastAsia="Times New Roman" w:hAnsi="Times New Roman" w:cs="Times New Roman"/>
+          <w:b/>
+          <w:bCs/>
+          <w:sz w:val="18"/>
+          <w:szCs w:val="18"/>
+          <w:lang w:val="en-US" w:eastAsia="ru-RU"/>
+        </w:rPr>
+        <w:t xml:space="preserve"> </w:t>
+      </w:r>
+      <w:proofErr w:type="spellStart"/>
+      <w:r>
+        <w:rPr>
+          <w:rFonts w:ascii="Times New Roman" w:eastAsia="Times New Roman" w:hAnsi="Times New Roman" w:cs="Times New Roman"/>
+          <w:b/>
+          <w:bCs/>
+          <w:sz w:val="18"/>
+          <w:szCs w:val="18"/>
+          <w:lang w:val="en-US" w:eastAsia="ru-RU"/>
+        </w:rPr>
+        <w:t>uskunalariga</w:t>
+      </w:r>
+      <w:proofErr w:type="spellEnd"/>
+      <w:r>
+        <w:rPr>
+          <w:rFonts w:ascii="Times New Roman" w:eastAsia="Times New Roman" w:hAnsi="Times New Roman" w:cs="Times New Roman"/>
+          <w:b/>
+          <w:bCs/>
+          <w:sz w:val="18"/>
+          <w:szCs w:val="18"/>
+          <w:lang w:val="en-US" w:eastAsia="ru-RU"/>
+        </w:rPr>
+        <w:t xml:space="preserve"> </w:t>
+      </w:r>
+      <w:proofErr w:type="spellStart"/>
+      <w:r>
+        <w:rPr>
+          <w:rFonts w:ascii="Times New Roman" w:eastAsia="Times New Roman" w:hAnsi="Times New Roman" w:cs="Times New Roman"/>
+          <w:b/>
+          <w:bCs/>
+          <w:sz w:val="18"/>
+          <w:szCs w:val="18"/>
+          <w:lang w:val="en-US" w:eastAsia="ru-RU"/>
+        </w:rPr>
+        <w:t>servis</w:t>
+      </w:r>
+      <w:proofErr w:type="spellEnd"/>
+      <w:r>
+        <w:rPr>
+          <w:rFonts w:ascii="Times New Roman" w:eastAsia="Times New Roman" w:hAnsi="Times New Roman" w:cs="Times New Roman"/>
+          <w:b/>
+          <w:bCs/>
+          <w:sz w:val="18"/>
+          <w:szCs w:val="18"/>
+          <w:lang w:val="en-US" w:eastAsia="ru-RU"/>
+        </w:rPr>
+        <w:t xml:space="preserve"> </w:t>
+      </w:r>
+      <w:proofErr w:type="spellStart"/>
+      <w:r>
+        <w:rPr>
+          <w:rFonts w:ascii="Times New Roman" w:eastAsia="Times New Roman" w:hAnsi="Times New Roman" w:cs="Times New Roman"/>
+          <w:b/>
+          <w:bCs/>
+          <w:sz w:val="18"/>
+          <w:szCs w:val="18"/>
+          <w:lang w:val="en-US" w:eastAsia="ru-RU"/>
+        </w:rPr>
+        <w:t>xizmat</w:t>
+      </w:r>
+      <w:proofErr w:type="spellEnd"/>
+      <w:r>
+        <w:rPr>
+          <w:rFonts w:ascii="Times New Roman" w:eastAsia="Times New Roman" w:hAnsi="Times New Roman" w:cs="Times New Roman"/>
+          <w:b/>
+          <w:bCs/>
+          <w:sz w:val="18"/>
+          <w:szCs w:val="18"/>
+          <w:lang w:val="en-US" w:eastAsia="ru-RU"/>
+        </w:rPr>
+        <w:t xml:space="preserve"> </w:t>
+      </w:r>
+      <w:proofErr w:type="spellStart"/>
+      <w:r>
+        <w:rPr>
+          <w:rFonts w:ascii="Times New Roman" w:eastAsia="Times New Roman" w:hAnsi="Times New Roman" w:cs="Times New Roman"/>
+          <w:b/>
+          <w:bCs/>
+          <w:sz w:val="18"/>
+          <w:szCs w:val="18"/>
+          <w:lang w:val="en-US" w:eastAsia="ru-RU"/>
+        </w:rPr>
+        <w:t>ko'rsatish</w:t>
+      </w:r>
+      <w:proofErr w:type="spellEnd"/>
+      <w:r>
+        <w:rPr>
+          <w:rFonts w:ascii="Times New Roman" w:eastAsia="Times New Roman" w:hAnsi="Times New Roman" w:cs="Times New Roman"/>
+          <w:b/>
+          <w:bCs/>
+          <w:sz w:val="18"/>
+          <w:szCs w:val="18"/>
+          <w:lang w:val="en-US" w:eastAsia="ru-RU"/>
+        </w:rPr>
+        <w:t xml:space="preserve"> </w:t>
+      </w:r>
+      <w:proofErr w:type="spellStart"/>
+      <w:r>
+        <w:rPr>
+          <w:rFonts w:ascii="Times New Roman" w:eastAsia="Times New Roman" w:hAnsi="Times New Roman" w:cs="Times New Roman"/>
+          <w:b/>
+          <w:bCs/>
+          <w:sz w:val="18"/>
+          <w:szCs w:val="18"/>
+          <w:lang w:val="en-US" w:eastAsia="ru-RU"/>
+        </w:rPr>
+        <w:t>jarayonida</w:t>
+      </w:r>
+      <w:proofErr w:type="spellEnd"/>
+      <w:r>
+        <w:rPr>
+          <w:rFonts w:ascii="Times New Roman" w:eastAsia="Times New Roman" w:hAnsi="Times New Roman" w:cs="Times New Roman"/>
+          <w:b/>
+          <w:bCs/>
+          <w:sz w:val="18"/>
+          <w:szCs w:val="18"/>
+          <w:lang w:val="en-US" w:eastAsia="ru-RU"/>
+        </w:rPr>
+        <w:t xml:space="preserve"> </w:t>
+      </w:r>
+      <w:proofErr w:type="spellStart"/>
+      <w:r>
+        <w:rPr>
+          <w:rFonts w:ascii="Times New Roman" w:eastAsia="Times New Roman" w:hAnsi="Times New Roman" w:cs="Times New Roman"/>
+          <w:b/>
+          <w:bCs/>
+          <w:sz w:val="18"/>
+          <w:szCs w:val="18"/>
+          <w:lang w:val="en-US" w:eastAsia="ru-RU"/>
+        </w:rPr>
+        <w:t>foydalanilgan</w:t>
+      </w:r>
+      <w:proofErr w:type="spellEnd"/>
     </w:p>
     <w:p>
       <w:pPr>
@@ -43,17 +237,139 @@
           <w:lang w:val="en-US" w:eastAsia="ru-RU"/>
         </w:rPr>
       </w:pPr>
-      <w:r>
-        <w:rPr>
-          <w:rFonts w:ascii="Times New Roman" w:eastAsia="Times New Roman" w:hAnsi="Times New Roman" w:cs="Times New Roman"/>
-          <w:b/>
-          <w:bCs/>
-          <w:sz w:val="18"/>
-          <w:szCs w:val="18"/>
-          <w:lang w:val="en-US" w:eastAsia="ru-RU"/>
-        </w:rPr>
-        <w:t>sarf materiallari, ehtiyot qismlar va uskunalar</w:t>
-      </w:r>
+      <w:proofErr w:type="spellStart"/>
+      <w:r>
+        <w:rPr>
+          <w:rFonts w:ascii="Times New Roman" w:eastAsia="Times New Roman" w:hAnsi="Times New Roman" w:cs="Times New Roman"/>
+          <w:b/>
+          <w:bCs/>
+          <w:sz w:val="18"/>
+          <w:szCs w:val="18"/>
+          <w:lang w:val="en-US" w:eastAsia="ru-RU"/>
+        </w:rPr>
+        <w:t>sarf</w:t>
+      </w:r>
+      <w:proofErr w:type="spellEnd"/>
+      <w:r>
+        <w:rPr>
+          <w:rFonts w:ascii="Times New Roman" w:eastAsia="Times New Roman" w:hAnsi="Times New Roman" w:cs="Times New Roman"/>
+          <w:b/>
+          <w:bCs/>
+          <w:sz w:val="18"/>
+          <w:szCs w:val="18"/>
+          <w:lang w:val="en-US" w:eastAsia="ru-RU"/>
+        </w:rPr>
+        <w:t xml:space="preserve"> </w:t>
+      </w:r>
+      <w:proofErr w:type="spellStart"/>
+      <w:r>
+        <w:rPr>
+          <w:rFonts w:ascii="Times New Roman" w:eastAsia="Times New Roman" w:hAnsi="Times New Roman" w:cs="Times New Roman"/>
+          <w:b/>
+          <w:bCs/>
+          <w:sz w:val="18"/>
+          <w:szCs w:val="18"/>
+          <w:lang w:val="en-US" w:eastAsia="ru-RU"/>
+        </w:rPr>
+        <w:t>materiallari</w:t>
+      </w:r>
+      <w:proofErr w:type="spellEnd"/>
+      <w:r>
+        <w:rPr>
+          <w:rFonts w:ascii="Times New Roman" w:eastAsia="Times New Roman" w:hAnsi="Times New Roman" w:cs="Times New Roman"/>
+          <w:b/>
+          <w:bCs/>
+          <w:sz w:val="18"/>
+          <w:szCs w:val="18"/>
+          <w:lang w:val="en-US" w:eastAsia="ru-RU"/>
+        </w:rPr>
+        <w:t xml:space="preserve">, </w:t>
+      </w:r>
+      <w:proofErr w:type="spellStart"/>
+      <w:r>
+        <w:rPr>
+          <w:rFonts w:ascii="Times New Roman" w:eastAsia="Times New Roman" w:hAnsi="Times New Roman" w:cs="Times New Roman"/>
+          <w:b/>
+          <w:bCs/>
+          <w:sz w:val="18"/>
+          <w:szCs w:val="18"/>
+          <w:lang w:val="en-US" w:eastAsia="ru-RU"/>
+        </w:rPr>
+        <w:t>ehtiyot</w:t>
+      </w:r>
+      <w:proofErr w:type="spellEnd"/>
+      <w:r>
+        <w:rPr>
+          <w:rFonts w:ascii="Times New Roman" w:eastAsia="Times New Roman" w:hAnsi="Times New Roman" w:cs="Times New Roman"/>
+          <w:b/>
+          <w:bCs/>
+          <w:sz w:val="18"/>
+          <w:szCs w:val="18"/>
+          <w:lang w:val="en-US" w:eastAsia="ru-RU"/>
+        </w:rPr>
+        <w:t xml:space="preserve"> </w:t>
+      </w:r>
+      <w:proofErr w:type="spellStart"/>
+      <w:r>
+        <w:rPr>
+          <w:rFonts w:ascii="Times New Roman" w:eastAsia="Times New Roman" w:hAnsi="Times New Roman" w:cs="Times New Roman"/>
+          <w:b/>
+          <w:bCs/>
+          <w:sz w:val="18"/>
+          <w:szCs w:val="18"/>
+          <w:lang w:val="en-US" w:eastAsia="ru-RU"/>
+        </w:rPr>
+        <w:t>qismlar</w:t>
+      </w:r>
+      <w:proofErr w:type="spellEnd"/>
+      <w:r>
+        <w:rPr>
+          <w:rFonts w:ascii="Times New Roman" w:eastAsia="Times New Roman" w:hAnsi="Times New Roman" w:cs="Times New Roman"/>
+          <w:b/>
+          <w:bCs/>
+          <w:sz w:val="18"/>
+          <w:szCs w:val="18"/>
+          <w:lang w:val="en-US" w:eastAsia="ru-RU"/>
+        </w:rPr>
+        <w:t xml:space="preserve"> </w:t>
+      </w:r>
+      <w:proofErr w:type="spellStart"/>
+      <w:r>
+        <w:rPr>
+          <w:rFonts w:ascii="Times New Roman" w:eastAsia="Times New Roman" w:hAnsi="Times New Roman" w:cs="Times New Roman"/>
+          <w:b/>
+          <w:bCs/>
+          <w:sz w:val="18"/>
+          <w:szCs w:val="18"/>
+          <w:lang w:val="en-US" w:eastAsia="ru-RU"/>
+        </w:rPr>
+        <w:t>va</w:t>
+      </w:r>
+      <w:proofErr w:type="spellEnd"/>
+      <w:r>
+        <w:rPr>
+          <w:rFonts w:ascii="Times New Roman" w:eastAsia="Times New Roman" w:hAnsi="Times New Roman" w:cs="Times New Roman"/>
+          <w:b/>
+          <w:bCs/>
+          <w:sz w:val="18"/>
+          <w:szCs w:val="18"/>
+          <w:lang w:val="en-US" w:eastAsia="ru-RU"/>
+        </w:rPr>
+        <w:t xml:space="preserve"> </w:t>
+      </w:r>
+      <w:proofErr w:type="spellStart"/>
+      <w:r>
+        <w:rPr>
+          <w:rFonts w:ascii="Times New Roman" w:eastAsia="Times New Roman" w:hAnsi="Times New Roman" w:cs="Times New Roman"/>
+          <w:b/>
+          <w:bCs/>
+          <w:sz w:val="18"/>
+          <w:szCs w:val="18"/>
+          <w:lang w:val="en-US" w:eastAsia="ru-RU"/>
+        </w:rPr>
+        <w:t>uskunalar</w:t>
+      </w:r>
+      <w:proofErr w:type="spellEnd"/>
     </w:p>
     <w:p>
       <w:pPr>
@@ -80,7 +396,31 @@
           <w:szCs w:val="18"/>
           <w:lang w:val="en-US" w:eastAsia="ru-RU"/>
         </w:rPr>
-        <w:t>R E E S T R I</w:t>
+        <w:t xml:space="preserve">R E </w:t>
+      </w:r>
+      <w:proofErr w:type="spellStart"/>
+      <w:r>
+        <w:rPr>
+          <w:rFonts w:ascii="Times New Roman" w:eastAsia="Times New Roman" w:hAnsi="Times New Roman" w:cs="Times New Roman"/>
+          <w:b/>
+          <w:bCs/>
+          <w:sz w:val="18"/>
+          <w:szCs w:val="18"/>
+          <w:lang w:val="en-US" w:eastAsia="ru-RU"/>
+        </w:rPr>
+        <w:t>E</w:t>
+      </w:r>
+      <w:proofErr w:type="spellEnd"/>
+      <w:r>
+        <w:rPr>
+          <w:rFonts w:ascii="Times New Roman" w:eastAsia="Times New Roman" w:hAnsi="Times New Roman" w:cs="Times New Roman"/>
+          <w:b/>
+          <w:bCs/>
+          <w:sz w:val="18"/>
+          <w:szCs w:val="18"/>
+          <w:lang w:val="en-US" w:eastAsia="ru-RU"/>
+        </w:rPr>
+        <w:t xml:space="preserve"> S T R I</w:t>
       </w:r>
     </w:p>
     <w:p>
@@ -127,7 +467,47 @@
           <w:szCs w:val="12"/>
           <w:lang w:val="en-US"/>
         </w:rPr>
-        <w:t>(Tashkilot nomi)</w:t>
+        <w:t>(</w:t>
+      </w:r>
+      <w:proofErr w:type="spellStart"/>
+      <w:r>
+        <w:rPr>
+          <w:rFonts w:ascii="Times New Roman" w:hAnsi="Times New Roman" w:cs="Times New Roman"/>
+          <w:sz w:val="12"/>
+          <w:szCs w:val="12"/>
+          <w:lang w:val="en-US"/>
+        </w:rPr>
+        <w:t>Tashkilot</w:t>
+      </w:r>
+      <w:proofErr w:type="spellEnd"/>
+      <w:r>
+        <w:rPr>
+          <w:rFonts w:ascii="Times New Roman" w:hAnsi="Times New Roman" w:cs="Times New Roman"/>
+          <w:sz w:val="12"/>
+          <w:szCs w:val="12"/>
+          <w:lang w:val="en-US"/>
+        </w:rPr>
+        <w:t xml:space="preserve"> </w:t>
+      </w:r>
+      <w:proofErr w:type="spellStart"/>
+      <w:r>
+        <w:rPr>
+          <w:rFonts w:ascii="Times New Roman" w:hAnsi="Times New Roman" w:cs="Times New Roman"/>
+          <w:sz w:val="12"/>
+          <w:szCs w:val="12"/>
+          <w:lang w:val="en-US"/>
+        </w:rPr>
+        <w:t>nomi</w:t>
+      </w:r>
+      <w:proofErr w:type="spellEnd"/>
+      <w:r>
+        <w:rPr>
+          <w:rFonts w:ascii="Times New Roman" w:hAnsi="Times New Roman" w:cs="Times New Roman"/>
+          <w:sz w:val="12"/>
+          <w:szCs w:val="12"/>
+          <w:lang w:val="en-US"/>
+        </w:rPr>
+        <w:t>)</w:t>
       </w:r>
     </w:p>
     <w:p>
@@ -136,6 +516,8 @@
         <w:jc w:val="center"/>
         <w:rPr>
           <w:rFonts w:ascii="Times New Roman" w:hAnsi="Times New Roman" w:cs="Times New Roman"/>
+          <w:b/>
+          <w:bCs/>
           <w:sz w:val="18"/>
           <w:szCs w:val="18"/>
           <w:lang w:val="en-US"/>
@@ -144,6 +526,8 @@
       <w:r>
         <w:rPr>
           <w:rFonts w:ascii="Times New Roman" w:hAnsi="Times New Roman" w:cs="Times New Roman"/>
+          <w:b/>
+          <w:bCs/>
           <w:sz w:val="18"/>
           <w:szCs w:val="18"/>
           <w:lang w:val="en-US"/>
@@ -173,7 +557,7 @@
           <w:szCs w:val="18"/>
           <w:lang w:val="en-US" w:eastAsia="ru-RU"/>
         </w:rPr>
-        <w:t>2025 yil dekabr oyi uchun</w:t>
+        <w:t>DATE</w:t>
       </w:r>
     </w:p>
     <w:p>
@@ -217,40 +601,7 @@
           <w:szCs w:val="18"/>
           <w:lang w:val="en-US" w:eastAsia="ru-RU"/>
         </w:rPr>
-        <w:t>4 mart</w:t>
-      </w:r>
-      <w:r>
-        <w:rPr>
-          <w:rFonts w:ascii="Times New Roman" w:eastAsia="Times New Roman" w:hAnsi="Times New Roman" w:cs="Times New Roman"/>
-          <w:b/>
-          <w:bCs/>
-          <w:sz w:val="18"/>
-          <w:szCs w:val="18"/>
-          <w:lang w:val="en-US" w:eastAsia="ru-RU"/>
-        </w:rPr>
-        <w:t xml:space="preserve"> 2025 yildagi </w:t>
-      </w:r>
-      <w:r>
-        <w:rPr>
-          <w:rFonts w:ascii="Times New Roman" w:eastAsia="Times New Roman" w:hAnsi="Times New Roman" w:cs="Times New Roman"/>
-          <w:b/>
-          <w:bCs/>
-          <w:sz w:val="18"/>
-          <w:szCs w:val="18"/>
-          <w:lang w:val="en-US" w:eastAsia="ru-RU"/>
-        </w:rPr>
-        <w:t>1</w:t>
-      </w:r>
-      <w:r>
-        <w:rPr>
-          <w:rFonts w:ascii="Times New Roman" w:eastAsia="Times New Roman" w:hAnsi="Times New Roman" w:cs="Times New Roman"/>
-          <w:b/>
-          <w:bCs/>
-          <w:sz w:val="18"/>
-          <w:szCs w:val="18"/>
-          <w:lang w:val="en-US" w:eastAsia="ru-RU"/>
-        </w:rPr>
-        <w:t xml:space="preserve"> – sonli shartnomaga muvofiq jami</w:t>
+        <w:t>CONTRACT</w:t>
       </w:r>
     </w:p>
     <w:p>
@@ -434,96 +785,145 @@
           <w:szCs w:val="18"/>
           <w:lang w:val="en-US" w:eastAsia="ru-RU"/>
         </w:rPr>
-        <w:t>1-toyifali mutaxassis</w:t>
-      </w:r>
-      <w:r>
-        <w:rPr>
-          <w:rFonts w:ascii="Times New Roman" w:eastAsia="Times New Roman" w:hAnsi="Times New Roman" w:cs="Times New Roman"/>
-          <w:b/>
-          <w:bCs/>
-          <w:sz w:val="18"/>
-          <w:szCs w:val="18"/>
-          <w:lang w:val="en-US" w:eastAsia="ru-RU"/>
-        </w:rPr>
-        <w:tab/>
-      </w:r>
-      <w:r>
-        <w:rPr>
-          <w:rFonts w:ascii="Times New Roman" w:eastAsia="Times New Roman" w:hAnsi="Times New Roman" w:cs="Times New Roman"/>
-          <w:b/>
-          <w:bCs/>
-          <w:sz w:val="18"/>
-          <w:szCs w:val="18"/>
-          <w:lang w:val="en-US" w:eastAsia="ru-RU"/>
-        </w:rPr>
-        <w:tab/>
-      </w:r>
-      <w:r>
-        <w:rPr>
-          <w:rFonts w:ascii="Times New Roman" w:eastAsia="Times New Roman" w:hAnsi="Times New Roman" w:cs="Times New Roman"/>
-          <w:b/>
-          <w:bCs/>
-          <w:sz w:val="18"/>
-          <w:szCs w:val="18"/>
-          <w:lang w:val="en-US" w:eastAsia="ru-RU"/>
-        </w:rPr>
-        <w:tab/>
-      </w:r>
-      <w:r>
-        <w:rPr>
-          <w:rFonts w:ascii="Times New Roman" w:eastAsia="Times New Roman" w:hAnsi="Times New Roman" w:cs="Times New Roman"/>
-          <w:b/>
-          <w:bCs/>
-          <w:sz w:val="18"/>
-          <w:szCs w:val="18"/>
-          <w:lang w:val="en-US" w:eastAsia="ru-RU"/>
-        </w:rPr>
-        <w:tab/>
-      </w:r>
-      <w:r>
-        <w:rPr>
-          <w:rFonts w:ascii="Times New Roman" w:eastAsia="Times New Roman" w:hAnsi="Times New Roman" w:cs="Times New Roman"/>
-          <w:b/>
-          <w:bCs/>
-          <w:sz w:val="18"/>
-          <w:szCs w:val="18"/>
-          <w:lang w:val="en-US" w:eastAsia="ru-RU"/>
-        </w:rPr>
-        <w:tab/>
-      </w:r>
-      <w:r>
-        <w:rPr>
-          <w:rFonts w:ascii="Times New Roman" w:eastAsia="Times New Roman" w:hAnsi="Times New Roman" w:cs="Times New Roman"/>
-          <w:b/>
-          <w:bCs/>
-          <w:sz w:val="18"/>
-          <w:szCs w:val="18"/>
-          <w:lang w:val="en-US" w:eastAsia="ru-RU"/>
-        </w:rPr>
-        <w:tab/>
-      </w:r>
-      <w:r>
-        <w:rPr>
-          <w:rFonts w:ascii="Times New Roman" w:eastAsia="Times New Roman" w:hAnsi="Times New Roman" w:cs="Times New Roman"/>
-          <w:b/>
-          <w:bCs/>
-          <w:sz w:val="18"/>
-          <w:szCs w:val="18"/>
-          <w:lang w:val="en-US" w:eastAsia="ru-RU"/>
-        </w:rPr>
-        <w:tab/>
-      </w:r>
-      <w:r>
-        <w:rPr>
-          <w:rFonts w:ascii="Times New Roman" w:eastAsia="Times New Roman" w:hAnsi="Times New Roman" w:cs="Times New Roman"/>
-          <w:b/>
-          <w:bCs/>
-          <w:sz w:val="18"/>
-          <w:szCs w:val="18"/>
-          <w:lang w:val="en-US" w:eastAsia="ru-RU"/>
-        </w:rPr>
-        <w:tab/>
-        <w:t>Zayniddinov  S. F.</w:t>
+        <w:t xml:space="preserve">1-toyifali </w:t>
+      </w:r>
+      <w:proofErr w:type="spellStart"/>
+      <w:r>
+        <w:rPr>
+          <w:rFonts w:ascii="Times New Roman" w:eastAsia="Times New Roman" w:hAnsi="Times New Roman" w:cs="Times New Roman"/>
+          <w:b/>
+          <w:bCs/>
+          <w:sz w:val="18"/>
+          <w:szCs w:val="18"/>
+          <w:lang w:val="en-US" w:eastAsia="ru-RU"/>
+        </w:rPr>
+        <w:t>mutaxassis</w:t>
+      </w:r>
+      <w:proofErr w:type="spellEnd"/>
+      <w:r>
+        <w:rPr>
+          <w:rFonts w:ascii="Times New Roman" w:eastAsia="Times New Roman" w:hAnsi="Times New Roman" w:cs="Times New Roman"/>
+          <w:b/>
+          <w:bCs/>
+          <w:sz w:val="18"/>
+          <w:szCs w:val="18"/>
+          <w:lang w:val="en-US" w:eastAsia="ru-RU"/>
+        </w:rPr>
+        <w:tab/>
+      </w:r>
+      <w:r>
+        <w:rPr>
+          <w:rFonts w:ascii="Times New Roman" w:eastAsia="Times New Roman" w:hAnsi="Times New Roman" w:cs="Times New Roman"/>
+          <w:b/>
+          <w:bCs/>
+          <w:sz w:val="18"/>
+          <w:szCs w:val="18"/>
+          <w:lang w:val="en-US" w:eastAsia="ru-RU"/>
+        </w:rPr>
+        <w:tab/>
+      </w:r>
+      <w:r>
+        <w:rPr>
+          <w:rFonts w:ascii="Times New Roman" w:eastAsia="Times New Roman" w:hAnsi="Times New Roman" w:cs="Times New Roman"/>
+          <w:b/>
+          <w:bCs/>
+          <w:sz w:val="18"/>
+          <w:szCs w:val="18"/>
+          <w:lang w:val="en-US" w:eastAsia="ru-RU"/>
+        </w:rPr>
+        <w:tab/>
+      </w:r>
+      <w:r>
+        <w:rPr>
+          <w:rFonts w:ascii="Times New Roman" w:eastAsia="Times New Roman" w:hAnsi="Times New Roman" w:cs="Times New Roman"/>
+          <w:b/>
+          <w:bCs/>
+          <w:sz w:val="18"/>
+          <w:szCs w:val="18"/>
+          <w:lang w:val="en-US" w:eastAsia="ru-RU"/>
+        </w:rPr>
+        <w:tab/>
+      </w:r>
+      <w:r>
+        <w:rPr>
+          <w:rFonts w:ascii="Times New Roman" w:eastAsia="Times New Roman" w:hAnsi="Times New Roman" w:cs="Times New Roman"/>
+          <w:b/>
+          <w:bCs/>
+          <w:sz w:val="18"/>
+          <w:szCs w:val="18"/>
+          <w:lang w:val="en-US" w:eastAsia="ru-RU"/>
+        </w:rPr>
+        <w:tab/>
+      </w:r>
+      <w:r>
+        <w:rPr>
+          <w:rFonts w:ascii="Times New Roman" w:eastAsia="Times New Roman" w:hAnsi="Times New Roman" w:cs="Times New Roman"/>
+          <w:b/>
+          <w:bCs/>
+          <w:sz w:val="18"/>
+          <w:szCs w:val="18"/>
+          <w:lang w:val="en-US" w:eastAsia="ru-RU"/>
+        </w:rPr>
+        <w:tab/>
+      </w:r>
+      <w:r>
+        <w:rPr>
+          <w:rFonts w:ascii="Times New Roman" w:eastAsia="Times New Roman" w:hAnsi="Times New Roman" w:cs="Times New Roman"/>
+          <w:b/>
+          <w:bCs/>
+          <w:sz w:val="18"/>
+          <w:szCs w:val="18"/>
+          <w:lang w:val="en-US" w:eastAsia="ru-RU"/>
+        </w:rPr>
+        <w:tab/>
+      </w:r>
+      <w:r>
+        <w:rPr>
+          <w:rFonts w:ascii="Times New Roman" w:eastAsia="Times New Roman" w:hAnsi="Times New Roman" w:cs="Times New Roman"/>
+          <w:b/>
+          <w:bCs/>
+          <w:sz w:val="18"/>
+          <w:szCs w:val="18"/>
+          <w:lang w:val="en-US" w:eastAsia="ru-RU"/>
+        </w:rPr>
+        <w:tab/>
+      </w:r>
+      <w:proofErr w:type="spellStart"/>
+      <w:proofErr w:type="gramStart"/>
+      <w:r>
+        <w:rPr>
+          <w:rFonts w:ascii="Times New Roman" w:eastAsia="Times New Roman" w:hAnsi="Times New Roman" w:cs="Times New Roman"/>
+          <w:b/>
+          <w:bCs/>
+          <w:sz w:val="18"/>
+          <w:szCs w:val="18"/>
+          <w:lang w:val="en-US" w:eastAsia="ru-RU"/>
+        </w:rPr>
+        <w:t>Zayniddinov</w:t>
+      </w:r>
+      <w:proofErr w:type="spellEnd"/>
+      <w:r>
+        <w:rPr>
+          <w:rFonts w:ascii="Times New Roman" w:eastAsia="Times New Roman" w:hAnsi="Times New Roman" w:cs="Times New Roman"/>
+          <w:b/>
+          <w:bCs/>
+          <w:sz w:val="18"/>
+          <w:szCs w:val="18"/>
+          <w:lang w:val="en-US" w:eastAsia="ru-RU"/>
+        </w:rPr>
+        <w:t xml:space="preserve">  S.</w:t>
+      </w:r>
+      <w:proofErr w:type="gramEnd"/>
+      <w:r>
+        <w:rPr>
+          <w:rFonts w:ascii="Times New Roman" w:eastAsia="Times New Roman" w:hAnsi="Times New Roman" w:cs="Times New Roman"/>
+          <w:b/>
+          <w:bCs/>
+          <w:sz w:val="18"/>
+          <w:szCs w:val="18"/>
+          <w:lang w:val="en-US" w:eastAsia="ru-RU"/>
+        </w:rPr>
+        <w:t xml:space="preserve"> F.</w:t>
       </w:r>
     </w:p>
     <w:p>
@@ -556,96 +956,158 @@
           <w:szCs w:val="18"/>
           <w:lang w:val="en-US" w:eastAsia="ru-RU"/>
         </w:rPr>
-        <w:t>2-toifali  mutaxassis</w:t>
-      </w:r>
-      <w:r>
-        <w:rPr>
-          <w:rFonts w:ascii="Times New Roman" w:eastAsia="Times New Roman" w:hAnsi="Times New Roman" w:cs="Times New Roman"/>
-          <w:b/>
-          <w:bCs/>
-          <w:sz w:val="18"/>
-          <w:szCs w:val="18"/>
-          <w:lang w:val="en-US" w:eastAsia="ru-RU"/>
-        </w:rPr>
-        <w:tab/>
-      </w:r>
-      <w:r>
-        <w:rPr>
-          <w:rFonts w:ascii="Times New Roman" w:eastAsia="Times New Roman" w:hAnsi="Times New Roman" w:cs="Times New Roman"/>
-          <w:b/>
-          <w:bCs/>
-          <w:sz w:val="18"/>
-          <w:szCs w:val="18"/>
-          <w:lang w:val="en-US" w:eastAsia="ru-RU"/>
-        </w:rPr>
-        <w:tab/>
-      </w:r>
-      <w:r>
-        <w:rPr>
-          <w:rFonts w:ascii="Times New Roman" w:eastAsia="Times New Roman" w:hAnsi="Times New Roman" w:cs="Times New Roman"/>
-          <w:b/>
-          <w:bCs/>
-          <w:sz w:val="18"/>
-          <w:szCs w:val="18"/>
-          <w:lang w:val="en-US" w:eastAsia="ru-RU"/>
-        </w:rPr>
-        <w:tab/>
-      </w:r>
-      <w:r>
-        <w:rPr>
-          <w:rFonts w:ascii="Times New Roman" w:eastAsia="Times New Roman" w:hAnsi="Times New Roman" w:cs="Times New Roman"/>
-          <w:b/>
-          <w:bCs/>
-          <w:sz w:val="18"/>
-          <w:szCs w:val="18"/>
-          <w:lang w:val="en-US" w:eastAsia="ru-RU"/>
-        </w:rPr>
-        <w:tab/>
-      </w:r>
-      <w:r>
-        <w:rPr>
-          <w:rFonts w:ascii="Times New Roman" w:eastAsia="Times New Roman" w:hAnsi="Times New Roman" w:cs="Times New Roman"/>
-          <w:b/>
-          <w:bCs/>
-          <w:sz w:val="18"/>
-          <w:szCs w:val="18"/>
-          <w:lang w:val="en-US" w:eastAsia="ru-RU"/>
-        </w:rPr>
-        <w:tab/>
-      </w:r>
-      <w:r>
-        <w:rPr>
-          <w:rFonts w:ascii="Times New Roman" w:eastAsia="Times New Roman" w:hAnsi="Times New Roman" w:cs="Times New Roman"/>
-          <w:b/>
-          <w:bCs/>
-          <w:sz w:val="18"/>
-          <w:szCs w:val="18"/>
-          <w:lang w:val="en-US" w:eastAsia="ru-RU"/>
-        </w:rPr>
-        <w:tab/>
-      </w:r>
-      <w:r>
-        <w:rPr>
-          <w:rFonts w:ascii="Times New Roman" w:eastAsia="Times New Roman" w:hAnsi="Times New Roman" w:cs="Times New Roman"/>
-          <w:b/>
-          <w:bCs/>
-          <w:sz w:val="18"/>
-          <w:szCs w:val="18"/>
-          <w:lang w:val="en-US" w:eastAsia="ru-RU"/>
-        </w:rPr>
-        <w:tab/>
-      </w:r>
-      <w:r>
-        <w:rPr>
-          <w:rFonts w:ascii="Times New Roman" w:eastAsia="Times New Roman" w:hAnsi="Times New Roman" w:cs="Times New Roman"/>
-          <w:b/>
-          <w:bCs/>
-          <w:sz w:val="18"/>
-          <w:szCs w:val="18"/>
-          <w:lang w:val="en-US" w:eastAsia="ru-RU"/>
-        </w:rPr>
-        <w:tab/>
-        <w:t>Jumayev  U. O.</w:t>
+        <w:t>2-</w:t>
+      </w:r>
+      <w:proofErr w:type="gramStart"/>
+      <w:r>
+        <w:rPr>
+          <w:rFonts w:ascii="Times New Roman" w:eastAsia="Times New Roman" w:hAnsi="Times New Roman" w:cs="Times New Roman"/>
+          <w:b/>
+          <w:bCs/>
+          <w:sz w:val="18"/>
+          <w:szCs w:val="18"/>
+          <w:lang w:val="en-US" w:eastAsia="ru-RU"/>
+        </w:rPr>
+        <w:t xml:space="preserve">toifali  </w:t>
+      </w:r>
+      <w:proofErr w:type="spellStart"/>
+      <w:r>
+        <w:rPr>
+          <w:rFonts w:ascii="Times New Roman" w:eastAsia="Times New Roman" w:hAnsi="Times New Roman" w:cs="Times New Roman"/>
+          <w:b/>
+          <w:bCs/>
+          <w:sz w:val="18"/>
+          <w:szCs w:val="18"/>
+          <w:lang w:val="en-US" w:eastAsia="ru-RU"/>
+        </w:rPr>
+        <w:t>mutaxassis</w:t>
+      </w:r>
+      <w:proofErr w:type="spellEnd"/>
+      <w:proofErr w:type="gramEnd"/>
+      <w:r>
+        <w:rPr>
+          <w:rFonts w:ascii="Times New Roman" w:eastAsia="Times New Roman" w:hAnsi="Times New Roman" w:cs="Times New Roman"/>
+          <w:b/>
+          <w:bCs/>
+          <w:sz w:val="18"/>
+          <w:szCs w:val="18"/>
+          <w:lang w:val="en-US" w:eastAsia="ru-RU"/>
+        </w:rPr>
+        <w:tab/>
+      </w:r>
+      <w:r>
+        <w:rPr>
+          <w:rFonts w:ascii="Times New Roman" w:eastAsia="Times New Roman" w:hAnsi="Times New Roman" w:cs="Times New Roman"/>
+          <w:b/>
+          <w:bCs/>
+          <w:sz w:val="18"/>
+          <w:szCs w:val="18"/>
+          <w:lang w:val="en-US" w:eastAsia="ru-RU"/>
+        </w:rPr>
+        <w:tab/>
+      </w:r>
+      <w:r>
+        <w:rPr>
+          <w:rFonts w:ascii="Times New Roman" w:eastAsia="Times New Roman" w:hAnsi="Times New Roman" w:cs="Times New Roman"/>
+          <w:b/>
+          <w:bCs/>
+          <w:sz w:val="18"/>
+          <w:szCs w:val="18"/>
+          <w:lang w:val="en-US" w:eastAsia="ru-RU"/>
+        </w:rPr>
+        <w:tab/>
+      </w:r>
+      <w:r>
+        <w:rPr>
+          <w:rFonts w:ascii="Times New Roman" w:eastAsia="Times New Roman" w:hAnsi="Times New Roman" w:cs="Times New Roman"/>
+          <w:b/>
+          <w:bCs/>
+          <w:sz w:val="18"/>
+          <w:szCs w:val="18"/>
+          <w:lang w:val="en-US" w:eastAsia="ru-RU"/>
+        </w:rPr>
+        <w:tab/>
+      </w:r>
+      <w:r>
+        <w:rPr>
+          <w:rFonts w:ascii="Times New Roman" w:eastAsia="Times New Roman" w:hAnsi="Times New Roman" w:cs="Times New Roman"/>
+          <w:b/>
+          <w:bCs/>
+          <w:sz w:val="18"/>
+          <w:szCs w:val="18"/>
+          <w:lang w:val="en-US" w:eastAsia="ru-RU"/>
+        </w:rPr>
+        <w:tab/>
+      </w:r>
+      <w:r>
+        <w:rPr>
+          <w:rFonts w:ascii="Times New Roman" w:eastAsia="Times New Roman" w:hAnsi="Times New Roman" w:cs="Times New Roman"/>
+          <w:b/>
+          <w:bCs/>
+          <w:sz w:val="18"/>
+          <w:szCs w:val="18"/>
+          <w:lang w:val="en-US" w:eastAsia="ru-RU"/>
+        </w:rPr>
+        <w:tab/>
+      </w:r>
+      <w:r>
+        <w:rPr>
+          <w:rFonts w:ascii="Times New Roman" w:eastAsia="Times New Roman" w:hAnsi="Times New Roman" w:cs="Times New Roman"/>
+          <w:b/>
+          <w:bCs/>
+          <w:sz w:val="18"/>
+          <w:szCs w:val="18"/>
+          <w:lang w:val="en-US" w:eastAsia="ru-RU"/>
+        </w:rPr>
+        <w:tab/>
+      </w:r>
+      <w:r>
+        <w:rPr>
+          <w:rFonts w:ascii="Times New Roman" w:eastAsia="Times New Roman" w:hAnsi="Times New Roman" w:cs="Times New Roman"/>
+          <w:b/>
+          <w:bCs/>
+          <w:sz w:val="18"/>
+          <w:szCs w:val="18"/>
+          <w:lang w:val="en-US" w:eastAsia="ru-RU"/>
+        </w:rPr>
+        <w:tab/>
+      </w:r>
+      <w:proofErr w:type="spellStart"/>
+      <w:proofErr w:type="gramStart"/>
+      <w:r>
+        <w:rPr>
+          <w:rFonts w:ascii="Times New Roman" w:eastAsia="Times New Roman" w:hAnsi="Times New Roman" w:cs="Times New Roman"/>
+          <w:b/>
+          <w:bCs/>
+          <w:sz w:val="18"/>
+          <w:szCs w:val="18"/>
+          <w:lang w:val="en-US" w:eastAsia="ru-RU"/>
+        </w:rPr>
+        <w:t>Jumayev</w:t>
+      </w:r>
+      <w:proofErr w:type="spellEnd"/>
+      <w:r>
+        <w:rPr>
+          <w:rFonts w:ascii="Times New Roman" w:eastAsia="Times New Roman" w:hAnsi="Times New Roman" w:cs="Times New Roman"/>
+          <w:b/>
+          <w:bCs/>
+          <w:sz w:val="18"/>
+          <w:szCs w:val="18"/>
+          <w:lang w:val="en-US" w:eastAsia="ru-RU"/>
+        </w:rPr>
+        <w:t xml:space="preserve">  U.</w:t>
+      </w:r>
+      <w:proofErr w:type="gramEnd"/>
+      <w:r>
+        <w:rPr>
+          <w:rFonts w:ascii="Times New Roman" w:eastAsia="Times New Roman" w:hAnsi="Times New Roman" w:cs="Times New Roman"/>
+          <w:b/>
+          <w:bCs/>
+          <w:sz w:val="18"/>
+          <w:szCs w:val="18"/>
+          <w:lang w:val="en-US" w:eastAsia="ru-RU"/>
+        </w:rPr>
+        <w:t xml:space="preserve"> O.</w:t>
       </w:r>
     </w:p>
     <w:p>
@@ -678,96 +1140,158 @@
           <w:szCs w:val="18"/>
           <w:lang w:val="en-US" w:eastAsia="ru-RU"/>
         </w:rPr>
-        <w:t>2-toifali  mutaxassis</w:t>
-      </w:r>
-      <w:r>
-        <w:rPr>
-          <w:rFonts w:ascii="Times New Roman" w:eastAsia="Times New Roman" w:hAnsi="Times New Roman" w:cs="Times New Roman"/>
-          <w:b/>
-          <w:bCs/>
-          <w:sz w:val="18"/>
-          <w:szCs w:val="18"/>
-          <w:lang w:val="en-US" w:eastAsia="ru-RU"/>
-        </w:rPr>
-        <w:tab/>
-      </w:r>
-      <w:r>
-        <w:rPr>
-          <w:rFonts w:ascii="Times New Roman" w:eastAsia="Times New Roman" w:hAnsi="Times New Roman" w:cs="Times New Roman"/>
-          <w:b/>
-          <w:bCs/>
-          <w:sz w:val="18"/>
-          <w:szCs w:val="18"/>
-          <w:lang w:val="en-US" w:eastAsia="ru-RU"/>
-        </w:rPr>
-        <w:tab/>
-      </w:r>
-      <w:r>
-        <w:rPr>
-          <w:rFonts w:ascii="Times New Roman" w:eastAsia="Times New Roman" w:hAnsi="Times New Roman" w:cs="Times New Roman"/>
-          <w:b/>
-          <w:bCs/>
-          <w:sz w:val="18"/>
-          <w:szCs w:val="18"/>
-          <w:lang w:val="en-US" w:eastAsia="ru-RU"/>
-        </w:rPr>
-        <w:tab/>
-      </w:r>
-      <w:r>
-        <w:rPr>
-          <w:rFonts w:ascii="Times New Roman" w:eastAsia="Times New Roman" w:hAnsi="Times New Roman" w:cs="Times New Roman"/>
-          <w:b/>
-          <w:bCs/>
-          <w:sz w:val="18"/>
-          <w:szCs w:val="18"/>
-          <w:lang w:val="en-US" w:eastAsia="ru-RU"/>
-        </w:rPr>
-        <w:tab/>
-      </w:r>
-      <w:r>
-        <w:rPr>
-          <w:rFonts w:ascii="Times New Roman" w:eastAsia="Times New Roman" w:hAnsi="Times New Roman" w:cs="Times New Roman"/>
-          <w:b/>
-          <w:bCs/>
-          <w:sz w:val="18"/>
-          <w:szCs w:val="18"/>
-          <w:lang w:val="en-US" w:eastAsia="ru-RU"/>
-        </w:rPr>
-        <w:tab/>
-      </w:r>
-      <w:r>
-        <w:rPr>
-          <w:rFonts w:ascii="Times New Roman" w:eastAsia="Times New Roman" w:hAnsi="Times New Roman" w:cs="Times New Roman"/>
-          <w:b/>
-          <w:bCs/>
-          <w:sz w:val="18"/>
-          <w:szCs w:val="18"/>
-          <w:lang w:val="en-US" w:eastAsia="ru-RU"/>
-        </w:rPr>
-        <w:tab/>
-      </w:r>
-      <w:r>
-        <w:rPr>
-          <w:rFonts w:ascii="Times New Roman" w:eastAsia="Times New Roman" w:hAnsi="Times New Roman" w:cs="Times New Roman"/>
-          <w:b/>
-          <w:bCs/>
-          <w:sz w:val="18"/>
-          <w:szCs w:val="18"/>
-          <w:lang w:val="en-US" w:eastAsia="ru-RU"/>
-        </w:rPr>
-        <w:tab/>
-      </w:r>
-      <w:r>
-        <w:rPr>
-          <w:rFonts w:ascii="Times New Roman" w:eastAsia="Times New Roman" w:hAnsi="Times New Roman" w:cs="Times New Roman"/>
-          <w:b/>
-          <w:bCs/>
-          <w:sz w:val="18"/>
-          <w:szCs w:val="18"/>
-          <w:lang w:val="en-US" w:eastAsia="ru-RU"/>
-        </w:rPr>
-        <w:tab/>
-        <w:t>Raxmatov  D. X.</w:t>
+        <w:t>2-</w:t>
+      </w:r>
+      <w:proofErr w:type="gramStart"/>
+      <w:r>
+        <w:rPr>
+          <w:rFonts w:ascii="Times New Roman" w:eastAsia="Times New Roman" w:hAnsi="Times New Roman" w:cs="Times New Roman"/>
+          <w:b/>
+          <w:bCs/>
+          <w:sz w:val="18"/>
+          <w:szCs w:val="18"/>
+          <w:lang w:val="en-US" w:eastAsia="ru-RU"/>
+        </w:rPr>
+        <w:t xml:space="preserve">toifali  </w:t>
+      </w:r>
+      <w:proofErr w:type="spellStart"/>
+      <w:r>
+        <w:rPr>
+          <w:rFonts w:ascii="Times New Roman" w:eastAsia="Times New Roman" w:hAnsi="Times New Roman" w:cs="Times New Roman"/>
+          <w:b/>
+          <w:bCs/>
+          <w:sz w:val="18"/>
+          <w:szCs w:val="18"/>
+          <w:lang w:val="en-US" w:eastAsia="ru-RU"/>
+        </w:rPr>
+        <w:t>mutaxassis</w:t>
+      </w:r>
+      <w:proofErr w:type="spellEnd"/>
+      <w:proofErr w:type="gramEnd"/>
+      <w:r>
+        <w:rPr>
+          <w:rFonts w:ascii="Times New Roman" w:eastAsia="Times New Roman" w:hAnsi="Times New Roman" w:cs="Times New Roman"/>
+          <w:b/>
+          <w:bCs/>
+          <w:sz w:val="18"/>
+          <w:szCs w:val="18"/>
+          <w:lang w:val="en-US" w:eastAsia="ru-RU"/>
+        </w:rPr>
+        <w:tab/>
+      </w:r>
+      <w:r>
+        <w:rPr>
+          <w:rFonts w:ascii="Times New Roman" w:eastAsia="Times New Roman" w:hAnsi="Times New Roman" w:cs="Times New Roman"/>
+          <w:b/>
+          <w:bCs/>
+          <w:sz w:val="18"/>
+          <w:szCs w:val="18"/>
+          <w:lang w:val="en-US" w:eastAsia="ru-RU"/>
+        </w:rPr>
+        <w:tab/>
+      </w:r>
+      <w:r>
+        <w:rPr>
+          <w:rFonts w:ascii="Times New Roman" w:eastAsia="Times New Roman" w:hAnsi="Times New Roman" w:cs="Times New Roman"/>
+          <w:b/>
+          <w:bCs/>
+          <w:sz w:val="18"/>
+          <w:szCs w:val="18"/>
+          <w:lang w:val="en-US" w:eastAsia="ru-RU"/>
+        </w:rPr>
+        <w:tab/>
+      </w:r>
+      <w:r>
+        <w:rPr>
+          <w:rFonts w:ascii="Times New Roman" w:eastAsia="Times New Roman" w:hAnsi="Times New Roman" w:cs="Times New Roman"/>
+          <w:b/>
+          <w:bCs/>
+          <w:sz w:val="18"/>
+          <w:szCs w:val="18"/>
+          <w:lang w:val="en-US" w:eastAsia="ru-RU"/>
+        </w:rPr>
+        <w:tab/>
+      </w:r>
+      <w:r>
+        <w:rPr>
+          <w:rFonts w:ascii="Times New Roman" w:eastAsia="Times New Roman" w:hAnsi="Times New Roman" w:cs="Times New Roman"/>
+          <w:b/>
+          <w:bCs/>
+          <w:sz w:val="18"/>
+          <w:szCs w:val="18"/>
+          <w:lang w:val="en-US" w:eastAsia="ru-RU"/>
+        </w:rPr>
+        <w:tab/>
+      </w:r>
+      <w:r>
+        <w:rPr>
+          <w:rFonts w:ascii="Times New Roman" w:eastAsia="Times New Roman" w:hAnsi="Times New Roman" w:cs="Times New Roman"/>
+          <w:b/>
+          <w:bCs/>
+          <w:sz w:val="18"/>
+          <w:szCs w:val="18"/>
+          <w:lang w:val="en-US" w:eastAsia="ru-RU"/>
+        </w:rPr>
+        <w:tab/>
+      </w:r>
+      <w:r>
+        <w:rPr>
+          <w:rFonts w:ascii="Times New Roman" w:eastAsia="Times New Roman" w:hAnsi="Times New Roman" w:cs="Times New Roman"/>
+          <w:b/>
+          <w:bCs/>
+          <w:sz w:val="18"/>
+          <w:szCs w:val="18"/>
+          <w:lang w:val="en-US" w:eastAsia="ru-RU"/>
+        </w:rPr>
+        <w:tab/>
+      </w:r>
+      <w:r>
+        <w:rPr>
+          <w:rFonts w:ascii="Times New Roman" w:eastAsia="Times New Roman" w:hAnsi="Times New Roman" w:cs="Times New Roman"/>
+          <w:b/>
+          <w:bCs/>
+          <w:sz w:val="18"/>
+          <w:szCs w:val="18"/>
+          <w:lang w:val="en-US" w:eastAsia="ru-RU"/>
+        </w:rPr>
+        <w:tab/>
+      </w:r>
+      <w:proofErr w:type="spellStart"/>
+      <w:proofErr w:type="gramStart"/>
+      <w:r>
+        <w:rPr>
+          <w:rFonts w:ascii="Times New Roman" w:eastAsia="Times New Roman" w:hAnsi="Times New Roman" w:cs="Times New Roman"/>
+          <w:b/>
+          <w:bCs/>
+          <w:sz w:val="18"/>
+          <w:szCs w:val="18"/>
+          <w:lang w:val="en-US" w:eastAsia="ru-RU"/>
+        </w:rPr>
+        <w:t>Raxmatov</w:t>
+      </w:r>
+      <w:proofErr w:type="spellEnd"/>
+      <w:r>
+        <w:rPr>
+          <w:rFonts w:ascii="Times New Roman" w:eastAsia="Times New Roman" w:hAnsi="Times New Roman" w:cs="Times New Roman"/>
+          <w:b/>
+          <w:bCs/>
+          <w:sz w:val="18"/>
+          <w:szCs w:val="18"/>
+          <w:lang w:val="en-US" w:eastAsia="ru-RU"/>
+        </w:rPr>
+        <w:t xml:space="preserve">  D.</w:t>
+      </w:r>
+      <w:proofErr w:type="gramEnd"/>
+      <w:r>
+        <w:rPr>
+          <w:rFonts w:ascii="Times New Roman" w:eastAsia="Times New Roman" w:hAnsi="Times New Roman" w:cs="Times New Roman"/>
+          <w:b/>
+          <w:bCs/>
+          <w:sz w:val="18"/>
+          <w:szCs w:val="18"/>
+          <w:lang w:val="en-US" w:eastAsia="ru-RU"/>
+        </w:rPr>
+        <w:t xml:space="preserve"> X.</w:t>
       </w:r>
     </w:p>
     <w:p>
@@ -793,16 +1317,101 @@
           <w:lang w:val="en-US" w:eastAsia="ru-RU"/>
         </w:rPr>
       </w:pPr>
-      <w:r>
-        <w:rPr>
-          <w:rFonts w:ascii="Times New Roman" w:eastAsia="Times New Roman" w:hAnsi="Times New Roman" w:cs="Times New Roman"/>
-          <w:b/>
-          <w:bCs/>
-          <w:sz w:val="18"/>
-          <w:szCs w:val="18"/>
-          <w:lang w:val="en-US" w:eastAsia="ru-RU"/>
-        </w:rPr>
-        <w:t xml:space="preserve">Tekshirdi va qabul qildi </w:t>
+      <w:proofErr w:type="spellStart"/>
+      <w:r>
+        <w:rPr>
+          <w:rFonts w:ascii="Times New Roman" w:eastAsia="Times New Roman" w:hAnsi="Times New Roman" w:cs="Times New Roman"/>
+          <w:b/>
+          <w:bCs/>
+          <w:sz w:val="18"/>
+          <w:szCs w:val="18"/>
+          <w:lang w:val="en-US" w:eastAsia="ru-RU"/>
+        </w:rPr>
+        <w:t>Tekshirdi</w:t>
+      </w:r>
+      <w:proofErr w:type="spellEnd"/>
+      <w:r>
+        <w:rPr>
+          <w:rFonts w:ascii="Times New Roman" w:eastAsia="Times New Roman" w:hAnsi="Times New Roman" w:cs="Times New Roman"/>
+          <w:b/>
+          <w:bCs/>
+          <w:sz w:val="18"/>
+          <w:szCs w:val="18"/>
+          <w:lang w:val="en-US" w:eastAsia="ru-RU"/>
+        </w:rPr>
+        <w:t xml:space="preserve"> </w:t>
+      </w:r>
+      <w:proofErr w:type="spellStart"/>
+      <w:r>
+        <w:rPr>
+          <w:rFonts w:ascii="Times New Roman" w:eastAsia="Times New Roman" w:hAnsi="Times New Roman" w:cs="Times New Roman"/>
+          <w:b/>
+          <w:bCs/>
+          <w:sz w:val="18"/>
+          <w:szCs w:val="18"/>
+          <w:lang w:val="en-US" w:eastAsia="ru-RU"/>
+        </w:rPr>
+        <w:t>va</w:t>
+      </w:r>
+      <w:proofErr w:type="spellEnd"/>
+      <w:r>
+        <w:rPr>
+          <w:rFonts w:ascii="Times New Roman" w:eastAsia="Times New Roman" w:hAnsi="Times New Roman" w:cs="Times New Roman"/>
+          <w:b/>
+          <w:bCs/>
+          <w:sz w:val="18"/>
+          <w:szCs w:val="18"/>
+          <w:lang w:val="en-US" w:eastAsia="ru-RU"/>
+        </w:rPr>
+        <w:t xml:space="preserve"> </w:t>
+      </w:r>
+      <w:proofErr w:type="spellStart"/>
+      <w:r>
+        <w:rPr>
+          <w:rFonts w:ascii="Times New Roman" w:eastAsia="Times New Roman" w:hAnsi="Times New Roman" w:cs="Times New Roman"/>
+          <w:b/>
+          <w:bCs/>
+          <w:sz w:val="18"/>
+          <w:szCs w:val="18"/>
+          <w:lang w:val="en-US" w:eastAsia="ru-RU"/>
+        </w:rPr>
+        <w:t>qabul</w:t>
+      </w:r>
+      <w:proofErr w:type="spellEnd"/>
+      <w:r>
+        <w:rPr>
+          <w:rFonts w:ascii="Times New Roman" w:eastAsia="Times New Roman" w:hAnsi="Times New Roman" w:cs="Times New Roman"/>
+          <w:b/>
+          <w:bCs/>
+          <w:sz w:val="18"/>
+          <w:szCs w:val="18"/>
+          <w:lang w:val="en-US" w:eastAsia="ru-RU"/>
+        </w:rPr>
+        <w:t xml:space="preserve"> </w:t>
+      </w:r>
+      <w:proofErr w:type="spellStart"/>
+      <w:r>
+        <w:rPr>
+          <w:rFonts w:ascii="Times New Roman" w:eastAsia="Times New Roman" w:hAnsi="Times New Roman" w:cs="Times New Roman"/>
+          <w:b/>
+          <w:bCs/>
+          <w:sz w:val="18"/>
+          <w:szCs w:val="18"/>
+          <w:lang w:val="en-US" w:eastAsia="ru-RU"/>
+        </w:rPr>
+        <w:t>qildi</w:t>
+      </w:r>
+      <w:proofErr w:type="spellEnd"/>
+      <w:r>
+        <w:rPr>
+          <w:rFonts w:ascii="Times New Roman" w:eastAsia="Times New Roman" w:hAnsi="Times New Roman" w:cs="Times New Roman"/>
+          <w:b/>
+          <w:bCs/>
+          <w:sz w:val="18"/>
+          <w:szCs w:val="18"/>
+          <w:lang w:val="en-US" w:eastAsia="ru-RU"/>
+        </w:rPr>
+        <w:t xml:space="preserve"> </w:t>
       </w:r>
     </w:p>
     <w:p>
@@ -826,106 +1435,143 @@
           <w:szCs w:val="18"/>
           <w:lang w:val="en-US" w:eastAsia="ru-RU"/>
         </w:rPr>
-        <w:t xml:space="preserve">Bosh mutaxassis </w:t>
-      </w:r>
-      <w:r>
-        <w:rPr>
-          <w:rFonts w:ascii="Times New Roman" w:eastAsia="Times New Roman" w:hAnsi="Times New Roman" w:cs="Times New Roman"/>
-          <w:b/>
-          <w:bCs/>
-          <w:sz w:val="18"/>
-          <w:szCs w:val="18"/>
-          <w:lang w:val="en-US" w:eastAsia="ru-RU"/>
-        </w:rPr>
-        <w:tab/>
-      </w:r>
-      <w:r>
-        <w:rPr>
-          <w:rFonts w:ascii="Times New Roman" w:eastAsia="Times New Roman" w:hAnsi="Times New Roman" w:cs="Times New Roman"/>
-          <w:b/>
-          <w:bCs/>
-          <w:sz w:val="18"/>
-          <w:szCs w:val="18"/>
-          <w:lang w:val="en-US" w:eastAsia="ru-RU"/>
-        </w:rPr>
-        <w:tab/>
-      </w:r>
-      <w:r>
-        <w:rPr>
-          <w:rFonts w:ascii="Times New Roman" w:eastAsia="Times New Roman" w:hAnsi="Times New Roman" w:cs="Times New Roman"/>
-          <w:b/>
-          <w:bCs/>
-          <w:sz w:val="18"/>
-          <w:szCs w:val="18"/>
-          <w:lang w:val="en-US" w:eastAsia="ru-RU"/>
-        </w:rPr>
-        <w:tab/>
-      </w:r>
-      <w:r>
-        <w:rPr>
-          <w:rFonts w:ascii="Times New Roman" w:eastAsia="Times New Roman" w:hAnsi="Times New Roman" w:cs="Times New Roman"/>
-          <w:b/>
-          <w:bCs/>
-          <w:sz w:val="18"/>
-          <w:szCs w:val="18"/>
-          <w:lang w:val="en-US" w:eastAsia="ru-RU"/>
-        </w:rPr>
-        <w:tab/>
-      </w:r>
-      <w:r>
-        <w:rPr>
-          <w:rFonts w:ascii="Times New Roman" w:eastAsia="Times New Roman" w:hAnsi="Times New Roman" w:cs="Times New Roman"/>
-          <w:b/>
-          <w:bCs/>
-          <w:sz w:val="18"/>
-          <w:szCs w:val="18"/>
-          <w:lang w:val="en-US" w:eastAsia="ru-RU"/>
-        </w:rPr>
-        <w:tab/>
-      </w:r>
-      <w:r>
-        <w:rPr>
-          <w:rFonts w:ascii="Times New Roman" w:eastAsia="Times New Roman" w:hAnsi="Times New Roman" w:cs="Times New Roman"/>
-          <w:b/>
-          <w:bCs/>
-          <w:sz w:val="18"/>
-          <w:szCs w:val="18"/>
-          <w:lang w:val="en-US" w:eastAsia="ru-RU"/>
-        </w:rPr>
-        <w:tab/>
-      </w:r>
-      <w:r>
-        <w:rPr>
-          <w:rFonts w:ascii="Times New Roman" w:eastAsia="Times New Roman" w:hAnsi="Times New Roman" w:cs="Times New Roman"/>
-          <w:b/>
-          <w:bCs/>
-          <w:sz w:val="18"/>
-          <w:szCs w:val="18"/>
-          <w:lang w:val="en-US" w:eastAsia="ru-RU"/>
-        </w:rPr>
-        <w:tab/>
-      </w:r>
-      <w:r>
-        <w:rPr>
-          <w:rFonts w:ascii="Times New Roman" w:eastAsia="Times New Roman" w:hAnsi="Times New Roman" w:cs="Times New Roman"/>
-          <w:b/>
-          <w:bCs/>
-          <w:sz w:val="18"/>
-          <w:szCs w:val="18"/>
-          <w:lang w:val="en-US" w:eastAsia="ru-RU"/>
-        </w:rPr>
-        <w:tab/>
-      </w:r>
-      <w:r>
-        <w:rPr>
-          <w:rFonts w:ascii="Times New Roman" w:eastAsia="Times New Roman" w:hAnsi="Times New Roman" w:cs="Times New Roman"/>
-          <w:b/>
-          <w:bCs/>
-          <w:sz w:val="18"/>
-          <w:szCs w:val="18"/>
-          <w:lang w:val="en-US" w:eastAsia="ru-RU"/>
-        </w:rPr>
-        <w:t>Yakushina E.</w:t>
+        <w:t xml:space="preserve">Bosh </w:t>
+      </w:r>
+      <w:proofErr w:type="spellStart"/>
+      <w:r>
+        <w:rPr>
+          <w:rFonts w:ascii="Times New Roman" w:eastAsia="Times New Roman" w:hAnsi="Times New Roman" w:cs="Times New Roman"/>
+          <w:b/>
+          <w:bCs/>
+          <w:sz w:val="18"/>
+          <w:szCs w:val="18"/>
+          <w:lang w:val="en-US" w:eastAsia="ru-RU"/>
+        </w:rPr>
+        <w:t>mutaxassis</w:t>
+      </w:r>
+      <w:proofErr w:type="spellEnd"/>
+      <w:r>
+        <w:rPr>
+          <w:rFonts w:ascii="Times New Roman" w:eastAsia="Times New Roman" w:hAnsi="Times New Roman" w:cs="Times New Roman"/>
+          <w:b/>
+          <w:bCs/>
+          <w:sz w:val="18"/>
+          <w:szCs w:val="18"/>
+          <w:lang w:val="en-US" w:eastAsia="ru-RU"/>
+        </w:rPr>
+        <w:t xml:space="preserve"> </w:t>
+      </w:r>
+      <w:r>
+        <w:rPr>
+          <w:rFonts w:ascii="Times New Roman" w:eastAsia="Times New Roman" w:hAnsi="Times New Roman" w:cs="Times New Roman"/>
+          <w:b/>
+          <w:bCs/>
+          <w:sz w:val="18"/>
+          <w:szCs w:val="18"/>
+          <w:lang w:val="en-US" w:eastAsia="ru-RU"/>
+        </w:rPr>
+        <w:tab/>
+      </w:r>
+      <w:r>
+        <w:rPr>
+          <w:rFonts w:ascii="Times New Roman" w:eastAsia="Times New Roman" w:hAnsi="Times New Roman" w:cs="Times New Roman"/>
+          <w:b/>
+          <w:bCs/>
+          <w:sz w:val="18"/>
+          <w:szCs w:val="18"/>
+          <w:lang w:val="en-US" w:eastAsia="ru-RU"/>
+        </w:rPr>
+        <w:tab/>
+      </w:r>
+      <w:r>
+        <w:rPr>
+          <w:rFonts w:ascii="Times New Roman" w:eastAsia="Times New Roman" w:hAnsi="Times New Roman" w:cs="Times New Roman"/>
+          <w:b/>
+          <w:bCs/>
+          <w:sz w:val="18"/>
+          <w:szCs w:val="18"/>
+          <w:lang w:val="en-US" w:eastAsia="ru-RU"/>
+        </w:rPr>
+        <w:tab/>
+      </w:r>
+      <w:r>
+        <w:rPr>
+          <w:rFonts w:ascii="Times New Roman" w:eastAsia="Times New Roman" w:hAnsi="Times New Roman" w:cs="Times New Roman"/>
+          <w:b/>
+          <w:bCs/>
+          <w:sz w:val="18"/>
+          <w:szCs w:val="18"/>
+          <w:lang w:val="en-US" w:eastAsia="ru-RU"/>
+        </w:rPr>
+        <w:tab/>
+      </w:r>
+      <w:r>
+        <w:rPr>
+          <w:rFonts w:ascii="Times New Roman" w:eastAsia="Times New Roman" w:hAnsi="Times New Roman" w:cs="Times New Roman"/>
+          <w:b/>
+          <w:bCs/>
+          <w:sz w:val="18"/>
+          <w:szCs w:val="18"/>
+          <w:lang w:val="en-US" w:eastAsia="ru-RU"/>
+        </w:rPr>
+        <w:tab/>
+      </w:r>
+      <w:r>
+        <w:rPr>
+          <w:rFonts w:ascii="Times New Roman" w:eastAsia="Times New Roman" w:hAnsi="Times New Roman" w:cs="Times New Roman"/>
+          <w:b/>
+          <w:bCs/>
+          <w:sz w:val="18"/>
+          <w:szCs w:val="18"/>
+          <w:lang w:val="en-US" w:eastAsia="ru-RU"/>
+        </w:rPr>
+        <w:tab/>
+      </w:r>
+      <w:r>
+        <w:rPr>
+          <w:rFonts w:ascii="Times New Roman" w:eastAsia="Times New Roman" w:hAnsi="Times New Roman" w:cs="Times New Roman"/>
+          <w:b/>
+          <w:bCs/>
+          <w:sz w:val="18"/>
+          <w:szCs w:val="18"/>
+          <w:lang w:val="en-US" w:eastAsia="ru-RU"/>
+        </w:rPr>
+        <w:tab/>
+      </w:r>
+      <w:r>
+        <w:rPr>
+          <w:rFonts w:ascii="Times New Roman" w:eastAsia="Times New Roman" w:hAnsi="Times New Roman" w:cs="Times New Roman"/>
+          <w:b/>
+          <w:bCs/>
+          <w:sz w:val="18"/>
+          <w:szCs w:val="18"/>
+          <w:lang w:val="en-US" w:eastAsia="ru-RU"/>
+        </w:rPr>
+        <w:tab/>
+      </w:r>
+      <w:proofErr w:type="spellStart"/>
+      <w:r>
+        <w:rPr>
+          <w:rFonts w:ascii="Times New Roman" w:eastAsia="Times New Roman" w:hAnsi="Times New Roman" w:cs="Times New Roman"/>
+          <w:b/>
+          <w:bCs/>
+          <w:sz w:val="18"/>
+          <w:szCs w:val="18"/>
+          <w:lang w:val="en-US" w:eastAsia="ru-RU"/>
+        </w:rPr>
+        <w:t>Yakushina</w:t>
+      </w:r>
+      <w:proofErr w:type="spellEnd"/>
+      <w:r>
+        <w:rPr>
+          <w:rFonts w:ascii="Times New Roman" w:eastAsia="Times New Roman" w:hAnsi="Times New Roman" w:cs="Times New Roman"/>
+          <w:b/>
+          <w:bCs/>
+          <w:sz w:val="18"/>
+          <w:szCs w:val="18"/>
+          <w:lang w:val="en-US" w:eastAsia="ru-RU"/>
+        </w:rPr>
+        <w:t xml:space="preserve"> E.</w:t>
       </w:r>
     </w:p>
     <w:p>
@@ -953,6 +1599,7 @@
           <w:lang w:val="en-US" w:eastAsia="ru-RU"/>
         </w:rPr>
       </w:pPr>
+      <w:proofErr w:type="spellStart"/>
       <w:r>
         <w:rPr>
           <w:rFonts w:ascii="Times New Roman" w:eastAsia="Times New Roman" w:hAnsi="Times New Roman" w:cs="Times New Roman"/>
@@ -964,6 +1611,7 @@
         </w:rPr>
         <w:t>Kelishildi</w:t>
       </w:r>
+      <w:proofErr w:type="spellEnd"/>
     </w:p>
     <w:p>
       <w:pPr>
@@ -986,96 +1634,143 @@
           <w:szCs w:val="18"/>
           <w:lang w:val="en-US" w:eastAsia="ru-RU"/>
         </w:rPr>
-        <w:t xml:space="preserve">Bosh hisobchi     </w:t>
-      </w:r>
-      <w:r>
-        <w:rPr>
-          <w:rFonts w:ascii="Times New Roman" w:eastAsia="Times New Roman" w:hAnsi="Times New Roman" w:cs="Times New Roman"/>
-          <w:b/>
-          <w:bCs/>
-          <w:sz w:val="18"/>
-          <w:szCs w:val="18"/>
-          <w:lang w:val="en-US" w:eastAsia="ru-RU"/>
-        </w:rPr>
-        <w:tab/>
-      </w:r>
-      <w:r>
-        <w:rPr>
-          <w:rFonts w:ascii="Times New Roman" w:eastAsia="Times New Roman" w:hAnsi="Times New Roman" w:cs="Times New Roman"/>
-          <w:b/>
-          <w:bCs/>
-          <w:sz w:val="18"/>
-          <w:szCs w:val="18"/>
-          <w:lang w:val="en-US" w:eastAsia="ru-RU"/>
-        </w:rPr>
-        <w:tab/>
-      </w:r>
-      <w:r>
-        <w:rPr>
-          <w:rFonts w:ascii="Times New Roman" w:eastAsia="Times New Roman" w:hAnsi="Times New Roman" w:cs="Times New Roman"/>
-          <w:b/>
-          <w:bCs/>
-          <w:sz w:val="18"/>
-          <w:szCs w:val="18"/>
-          <w:lang w:val="en-US" w:eastAsia="ru-RU"/>
-        </w:rPr>
-        <w:tab/>
-      </w:r>
-      <w:r>
-        <w:rPr>
-          <w:rFonts w:ascii="Times New Roman" w:eastAsia="Times New Roman" w:hAnsi="Times New Roman" w:cs="Times New Roman"/>
-          <w:b/>
-          <w:bCs/>
-          <w:sz w:val="18"/>
-          <w:szCs w:val="18"/>
-          <w:lang w:val="en-US" w:eastAsia="ru-RU"/>
-        </w:rPr>
-        <w:tab/>
-      </w:r>
-      <w:r>
-        <w:rPr>
-          <w:rFonts w:ascii="Times New Roman" w:eastAsia="Times New Roman" w:hAnsi="Times New Roman" w:cs="Times New Roman"/>
-          <w:b/>
-          <w:bCs/>
-          <w:sz w:val="18"/>
-          <w:szCs w:val="18"/>
-          <w:lang w:val="en-US" w:eastAsia="ru-RU"/>
-        </w:rPr>
-        <w:tab/>
-      </w:r>
-      <w:r>
-        <w:rPr>
-          <w:rFonts w:ascii="Times New Roman" w:eastAsia="Times New Roman" w:hAnsi="Times New Roman" w:cs="Times New Roman"/>
-          <w:b/>
-          <w:bCs/>
-          <w:sz w:val="18"/>
-          <w:szCs w:val="18"/>
-          <w:lang w:val="en-US" w:eastAsia="ru-RU"/>
-        </w:rPr>
-        <w:tab/>
-      </w:r>
-      <w:r>
-        <w:rPr>
-          <w:rFonts w:ascii="Times New Roman" w:eastAsia="Times New Roman" w:hAnsi="Times New Roman" w:cs="Times New Roman"/>
-          <w:b/>
-          <w:bCs/>
-          <w:sz w:val="18"/>
-          <w:szCs w:val="18"/>
-          <w:lang w:val="en-US" w:eastAsia="ru-RU"/>
-        </w:rPr>
-        <w:tab/>
-      </w:r>
-      <w:r>
-        <w:rPr>
-          <w:rFonts w:ascii="Times New Roman" w:eastAsia="Times New Roman" w:hAnsi="Times New Roman" w:cs="Times New Roman"/>
-          <w:b/>
-          <w:bCs/>
-          <w:sz w:val="18"/>
-          <w:szCs w:val="18"/>
-          <w:lang w:val="en-US" w:eastAsia="ru-RU"/>
-        </w:rPr>
-        <w:tab/>
-        <w:t>Mengniyozov F.A.</w:t>
+        <w:t xml:space="preserve">Bosh </w:t>
+      </w:r>
+      <w:proofErr w:type="spellStart"/>
+      <w:r>
+        <w:rPr>
+          <w:rFonts w:ascii="Times New Roman" w:eastAsia="Times New Roman" w:hAnsi="Times New Roman" w:cs="Times New Roman"/>
+          <w:b/>
+          <w:bCs/>
+          <w:sz w:val="18"/>
+          <w:szCs w:val="18"/>
+          <w:lang w:val="en-US" w:eastAsia="ru-RU"/>
+        </w:rPr>
+        <w:t>hisobchi</w:t>
+      </w:r>
+      <w:proofErr w:type="spellEnd"/>
+      <w:r>
+        <w:rPr>
+          <w:rFonts w:ascii="Times New Roman" w:eastAsia="Times New Roman" w:hAnsi="Times New Roman" w:cs="Times New Roman"/>
+          <w:b/>
+          <w:bCs/>
+          <w:sz w:val="18"/>
+          <w:szCs w:val="18"/>
+          <w:lang w:val="en-US" w:eastAsia="ru-RU"/>
+        </w:rPr>
+        <w:t xml:space="preserve">     </w:t>
+      </w:r>
+      <w:r>
+        <w:rPr>
+          <w:rFonts w:ascii="Times New Roman" w:eastAsia="Times New Roman" w:hAnsi="Times New Roman" w:cs="Times New Roman"/>
+          <w:b/>
+          <w:bCs/>
+          <w:sz w:val="18"/>
+          <w:szCs w:val="18"/>
+          <w:lang w:val="en-US" w:eastAsia="ru-RU"/>
+        </w:rPr>
+        <w:tab/>
+      </w:r>
+      <w:r>
+        <w:rPr>
+          <w:rFonts w:ascii="Times New Roman" w:eastAsia="Times New Roman" w:hAnsi="Times New Roman" w:cs="Times New Roman"/>
+          <w:b/>
+          <w:bCs/>
+          <w:sz w:val="18"/>
+          <w:szCs w:val="18"/>
+          <w:lang w:val="en-US" w:eastAsia="ru-RU"/>
+        </w:rPr>
+        <w:tab/>
+      </w:r>
+      <w:r>
+        <w:rPr>
+          <w:rFonts w:ascii="Times New Roman" w:eastAsia="Times New Roman" w:hAnsi="Times New Roman" w:cs="Times New Roman"/>
+          <w:b/>
+          <w:bCs/>
+          <w:sz w:val="18"/>
+          <w:szCs w:val="18"/>
+          <w:lang w:val="en-US" w:eastAsia="ru-RU"/>
+        </w:rPr>
+        <w:tab/>
+      </w:r>
+      <w:r>
+        <w:rPr>
+          <w:rFonts w:ascii="Times New Roman" w:eastAsia="Times New Roman" w:hAnsi="Times New Roman" w:cs="Times New Roman"/>
+          <w:b/>
+          <w:bCs/>
+          <w:sz w:val="18"/>
+          <w:szCs w:val="18"/>
+          <w:lang w:val="en-US" w:eastAsia="ru-RU"/>
+        </w:rPr>
+        <w:tab/>
+      </w:r>
+      <w:r>
+        <w:rPr>
+          <w:rFonts w:ascii="Times New Roman" w:eastAsia="Times New Roman" w:hAnsi="Times New Roman" w:cs="Times New Roman"/>
+          <w:b/>
+          <w:bCs/>
+          <w:sz w:val="18"/>
+          <w:szCs w:val="18"/>
+          <w:lang w:val="en-US" w:eastAsia="ru-RU"/>
+        </w:rPr>
+        <w:tab/>
+      </w:r>
+      <w:r>
+        <w:rPr>
+          <w:rFonts w:ascii="Times New Roman" w:eastAsia="Times New Roman" w:hAnsi="Times New Roman" w:cs="Times New Roman"/>
+          <w:b/>
+          <w:bCs/>
+          <w:sz w:val="18"/>
+          <w:szCs w:val="18"/>
+          <w:lang w:val="en-US" w:eastAsia="ru-RU"/>
+        </w:rPr>
+        <w:tab/>
+      </w:r>
+      <w:r>
+        <w:rPr>
+          <w:rFonts w:ascii="Times New Roman" w:eastAsia="Times New Roman" w:hAnsi="Times New Roman" w:cs="Times New Roman"/>
+          <w:b/>
+          <w:bCs/>
+          <w:sz w:val="18"/>
+          <w:szCs w:val="18"/>
+          <w:lang w:val="en-US" w:eastAsia="ru-RU"/>
+        </w:rPr>
+        <w:tab/>
+      </w:r>
+      <w:r>
+        <w:rPr>
+          <w:rFonts w:ascii="Times New Roman" w:eastAsia="Times New Roman" w:hAnsi="Times New Roman" w:cs="Times New Roman"/>
+          <w:b/>
+          <w:bCs/>
+          <w:sz w:val="18"/>
+          <w:szCs w:val="18"/>
+          <w:lang w:val="en-US" w:eastAsia="ru-RU"/>
+        </w:rPr>
+        <w:tab/>
+      </w:r>
+      <w:proofErr w:type="spellStart"/>
+      <w:r>
+        <w:rPr>
+          <w:rFonts w:ascii="Times New Roman" w:eastAsia="Times New Roman" w:hAnsi="Times New Roman" w:cs="Times New Roman"/>
+          <w:b/>
+          <w:bCs/>
+          <w:sz w:val="18"/>
+          <w:szCs w:val="18"/>
+          <w:lang w:val="en-US" w:eastAsia="ru-RU"/>
+        </w:rPr>
+        <w:t>Mengniyozov</w:t>
+      </w:r>
+      <w:proofErr w:type="spellEnd"/>
+      <w:r>
+        <w:rPr>
+          <w:rFonts w:ascii="Times New Roman" w:eastAsia="Times New Roman" w:hAnsi="Times New Roman" w:cs="Times New Roman"/>
+          <w:b/>
+          <w:bCs/>
+          <w:sz w:val="18"/>
+          <w:szCs w:val="18"/>
+          <w:lang w:val="en-US" w:eastAsia="ru-RU"/>
+        </w:rPr>
+        <w:t xml:space="preserve"> F.A.</w:t>
       </w:r>
     </w:p>
     <w:sectPr>

--- a/media/document/reestr.docx
+++ b/media/document/reestr.docx
@@ -770,528 +770,24 @@
       <w:pPr>
         <w:spacing w:after="0" w:line="240" w:lineRule="auto"/>
         <w:rPr>
-          <w:rFonts w:ascii="Times New Roman" w:hAnsi="Times New Roman" w:cs="Times New Roman"/>
-          <w:sz w:val="18"/>
-          <w:szCs w:val="18"/>
-          <w:lang w:val="en-US"/>
-        </w:rPr>
-      </w:pPr>
-      <w:r>
-        <w:rPr>
-          <w:rFonts w:ascii="Times New Roman" w:eastAsia="Times New Roman" w:hAnsi="Times New Roman" w:cs="Times New Roman"/>
-          <w:b/>
-          <w:bCs/>
-          <w:sz w:val="18"/>
-          <w:szCs w:val="18"/>
-          <w:lang w:val="en-US" w:eastAsia="ru-RU"/>
-        </w:rPr>
-        <w:t xml:space="preserve">1-toyifali </w:t>
-      </w:r>
-      <w:proofErr w:type="spellStart"/>
-      <w:r>
-        <w:rPr>
-          <w:rFonts w:ascii="Times New Roman" w:eastAsia="Times New Roman" w:hAnsi="Times New Roman" w:cs="Times New Roman"/>
-          <w:b/>
-          <w:bCs/>
-          <w:sz w:val="18"/>
-          <w:szCs w:val="18"/>
-          <w:lang w:val="en-US" w:eastAsia="ru-RU"/>
-        </w:rPr>
-        <w:t>mutaxassis</w:t>
-      </w:r>
-      <w:proofErr w:type="spellEnd"/>
-      <w:r>
-        <w:rPr>
-          <w:rFonts w:ascii="Times New Roman" w:eastAsia="Times New Roman" w:hAnsi="Times New Roman" w:cs="Times New Roman"/>
-          <w:b/>
-          <w:bCs/>
-          <w:sz w:val="18"/>
-          <w:szCs w:val="18"/>
-          <w:lang w:val="en-US" w:eastAsia="ru-RU"/>
-        </w:rPr>
-        <w:tab/>
-      </w:r>
-      <w:r>
-        <w:rPr>
-          <w:rFonts w:ascii="Times New Roman" w:eastAsia="Times New Roman" w:hAnsi="Times New Roman" w:cs="Times New Roman"/>
-          <w:b/>
-          <w:bCs/>
-          <w:sz w:val="18"/>
-          <w:szCs w:val="18"/>
-          <w:lang w:val="en-US" w:eastAsia="ru-RU"/>
-        </w:rPr>
-        <w:tab/>
-      </w:r>
-      <w:r>
-        <w:rPr>
-          <w:rFonts w:ascii="Times New Roman" w:eastAsia="Times New Roman" w:hAnsi="Times New Roman" w:cs="Times New Roman"/>
-          <w:b/>
-          <w:bCs/>
-          <w:sz w:val="18"/>
-          <w:szCs w:val="18"/>
-          <w:lang w:val="en-US" w:eastAsia="ru-RU"/>
-        </w:rPr>
-        <w:tab/>
-      </w:r>
-      <w:r>
-        <w:rPr>
-          <w:rFonts w:ascii="Times New Roman" w:eastAsia="Times New Roman" w:hAnsi="Times New Roman" w:cs="Times New Roman"/>
-          <w:b/>
-          <w:bCs/>
-          <w:sz w:val="18"/>
-          <w:szCs w:val="18"/>
-          <w:lang w:val="en-US" w:eastAsia="ru-RU"/>
-        </w:rPr>
-        <w:tab/>
-      </w:r>
-      <w:r>
-        <w:rPr>
-          <w:rFonts w:ascii="Times New Roman" w:eastAsia="Times New Roman" w:hAnsi="Times New Roman" w:cs="Times New Roman"/>
-          <w:b/>
-          <w:bCs/>
-          <w:sz w:val="18"/>
-          <w:szCs w:val="18"/>
-          <w:lang w:val="en-US" w:eastAsia="ru-RU"/>
-        </w:rPr>
-        <w:tab/>
-      </w:r>
-      <w:r>
-        <w:rPr>
-          <w:rFonts w:ascii="Times New Roman" w:eastAsia="Times New Roman" w:hAnsi="Times New Roman" w:cs="Times New Roman"/>
-          <w:b/>
-          <w:bCs/>
-          <w:sz w:val="18"/>
-          <w:szCs w:val="18"/>
-          <w:lang w:val="en-US" w:eastAsia="ru-RU"/>
-        </w:rPr>
-        <w:tab/>
-      </w:r>
-      <w:r>
-        <w:rPr>
-          <w:rFonts w:ascii="Times New Roman" w:eastAsia="Times New Roman" w:hAnsi="Times New Roman" w:cs="Times New Roman"/>
-          <w:b/>
-          <w:bCs/>
-          <w:sz w:val="18"/>
-          <w:szCs w:val="18"/>
-          <w:lang w:val="en-US" w:eastAsia="ru-RU"/>
-        </w:rPr>
-        <w:tab/>
-      </w:r>
-      <w:r>
-        <w:rPr>
-          <w:rFonts w:ascii="Times New Roman" w:eastAsia="Times New Roman" w:hAnsi="Times New Roman" w:cs="Times New Roman"/>
-          <w:b/>
-          <w:bCs/>
-          <w:sz w:val="18"/>
-          <w:szCs w:val="18"/>
-          <w:lang w:val="en-US" w:eastAsia="ru-RU"/>
-        </w:rPr>
-        <w:tab/>
-      </w:r>
-      <w:proofErr w:type="spellStart"/>
-      <w:proofErr w:type="gramStart"/>
-      <w:r>
-        <w:rPr>
-          <w:rFonts w:ascii="Times New Roman" w:eastAsia="Times New Roman" w:hAnsi="Times New Roman" w:cs="Times New Roman"/>
-          <w:b/>
-          <w:bCs/>
-          <w:sz w:val="18"/>
-          <w:szCs w:val="18"/>
-          <w:lang w:val="en-US" w:eastAsia="ru-RU"/>
-        </w:rPr>
-        <w:t>Zayniddinov</w:t>
-      </w:r>
-      <w:proofErr w:type="spellEnd"/>
-      <w:r>
-        <w:rPr>
-          <w:rFonts w:ascii="Times New Roman" w:eastAsia="Times New Roman" w:hAnsi="Times New Roman" w:cs="Times New Roman"/>
-          <w:b/>
-          <w:bCs/>
-          <w:sz w:val="18"/>
-          <w:szCs w:val="18"/>
-          <w:lang w:val="en-US" w:eastAsia="ru-RU"/>
-        </w:rPr>
-        <w:t xml:space="preserve">  S.</w:t>
-      </w:r>
-      <w:proofErr w:type="gramEnd"/>
-      <w:r>
-        <w:rPr>
-          <w:rFonts w:ascii="Times New Roman" w:eastAsia="Times New Roman" w:hAnsi="Times New Roman" w:cs="Times New Roman"/>
-          <w:b/>
-          <w:bCs/>
-          <w:sz w:val="18"/>
-          <w:szCs w:val="18"/>
-          <w:lang w:val="en-US" w:eastAsia="ru-RU"/>
-        </w:rPr>
-        <w:t xml:space="preserve"> F.</w:t>
-      </w:r>
-    </w:p>
-    <w:p>
-      <w:pPr>
-        <w:spacing w:after="0" w:line="240" w:lineRule="auto"/>
-        <w:rPr>
-          <w:rFonts w:ascii="Times New Roman" w:hAnsi="Times New Roman" w:cs="Times New Roman"/>
-          <w:sz w:val="18"/>
-          <w:szCs w:val="18"/>
-          <w:lang w:val="en-US"/>
-        </w:rPr>
-      </w:pPr>
-    </w:p>
-    <w:p>
-      <w:pPr>
-        <w:spacing w:after="0" w:line="240" w:lineRule="auto"/>
-        <w:rPr>
-          <w:rFonts w:ascii="Times New Roman" w:hAnsi="Times New Roman" w:cs="Times New Roman"/>
-          <w:sz w:val="18"/>
-          <w:szCs w:val="18"/>
-          <w:lang w:val="en-US"/>
-        </w:rPr>
-      </w:pPr>
-      <w:r>
-        <w:rPr>
-          <w:rFonts w:ascii="Times New Roman" w:eastAsia="Times New Roman" w:hAnsi="Times New Roman" w:cs="Times New Roman"/>
-          <w:b/>
-          <w:bCs/>
-          <w:sz w:val="18"/>
-          <w:szCs w:val="18"/>
-          <w:lang w:val="en-US" w:eastAsia="ru-RU"/>
-        </w:rPr>
-        <w:t>2-</w:t>
-      </w:r>
-      <w:proofErr w:type="gramStart"/>
-      <w:r>
-        <w:rPr>
-          <w:rFonts w:ascii="Times New Roman" w:eastAsia="Times New Roman" w:hAnsi="Times New Roman" w:cs="Times New Roman"/>
-          <w:b/>
-          <w:bCs/>
-          <w:sz w:val="18"/>
-          <w:szCs w:val="18"/>
-          <w:lang w:val="en-US" w:eastAsia="ru-RU"/>
-        </w:rPr>
-        <w:t xml:space="preserve">toifali  </w:t>
-      </w:r>
-      <w:proofErr w:type="spellStart"/>
-      <w:r>
-        <w:rPr>
-          <w:rFonts w:ascii="Times New Roman" w:eastAsia="Times New Roman" w:hAnsi="Times New Roman" w:cs="Times New Roman"/>
-          <w:b/>
-          <w:bCs/>
-          <w:sz w:val="18"/>
-          <w:szCs w:val="18"/>
-          <w:lang w:val="en-US" w:eastAsia="ru-RU"/>
-        </w:rPr>
-        <w:t>mutaxassis</w:t>
-      </w:r>
-      <w:proofErr w:type="spellEnd"/>
-      <w:proofErr w:type="gramEnd"/>
-      <w:r>
-        <w:rPr>
-          <w:rFonts w:ascii="Times New Roman" w:eastAsia="Times New Roman" w:hAnsi="Times New Roman" w:cs="Times New Roman"/>
-          <w:b/>
-          <w:bCs/>
-          <w:sz w:val="18"/>
-          <w:szCs w:val="18"/>
-          <w:lang w:val="en-US" w:eastAsia="ru-RU"/>
-        </w:rPr>
-        <w:tab/>
-      </w:r>
-      <w:r>
-        <w:rPr>
-          <w:rFonts w:ascii="Times New Roman" w:eastAsia="Times New Roman" w:hAnsi="Times New Roman" w:cs="Times New Roman"/>
-          <w:b/>
-          <w:bCs/>
-          <w:sz w:val="18"/>
-          <w:szCs w:val="18"/>
-          <w:lang w:val="en-US" w:eastAsia="ru-RU"/>
-        </w:rPr>
-        <w:tab/>
-      </w:r>
-      <w:r>
-        <w:rPr>
-          <w:rFonts w:ascii="Times New Roman" w:eastAsia="Times New Roman" w:hAnsi="Times New Roman" w:cs="Times New Roman"/>
-          <w:b/>
-          <w:bCs/>
-          <w:sz w:val="18"/>
-          <w:szCs w:val="18"/>
-          <w:lang w:val="en-US" w:eastAsia="ru-RU"/>
-        </w:rPr>
-        <w:tab/>
-      </w:r>
-      <w:r>
-        <w:rPr>
-          <w:rFonts w:ascii="Times New Roman" w:eastAsia="Times New Roman" w:hAnsi="Times New Roman" w:cs="Times New Roman"/>
-          <w:b/>
-          <w:bCs/>
-          <w:sz w:val="18"/>
-          <w:szCs w:val="18"/>
-          <w:lang w:val="en-US" w:eastAsia="ru-RU"/>
-        </w:rPr>
-        <w:tab/>
-      </w:r>
-      <w:r>
-        <w:rPr>
-          <w:rFonts w:ascii="Times New Roman" w:eastAsia="Times New Roman" w:hAnsi="Times New Roman" w:cs="Times New Roman"/>
-          <w:b/>
-          <w:bCs/>
-          <w:sz w:val="18"/>
-          <w:szCs w:val="18"/>
-          <w:lang w:val="en-US" w:eastAsia="ru-RU"/>
-        </w:rPr>
-        <w:tab/>
-      </w:r>
-      <w:r>
-        <w:rPr>
-          <w:rFonts w:ascii="Times New Roman" w:eastAsia="Times New Roman" w:hAnsi="Times New Roman" w:cs="Times New Roman"/>
-          <w:b/>
-          <w:bCs/>
-          <w:sz w:val="18"/>
-          <w:szCs w:val="18"/>
-          <w:lang w:val="en-US" w:eastAsia="ru-RU"/>
-        </w:rPr>
-        <w:tab/>
-      </w:r>
-      <w:r>
-        <w:rPr>
-          <w:rFonts w:ascii="Times New Roman" w:eastAsia="Times New Roman" w:hAnsi="Times New Roman" w:cs="Times New Roman"/>
-          <w:b/>
-          <w:bCs/>
-          <w:sz w:val="18"/>
-          <w:szCs w:val="18"/>
-          <w:lang w:val="en-US" w:eastAsia="ru-RU"/>
-        </w:rPr>
-        <w:tab/>
-      </w:r>
-      <w:r>
-        <w:rPr>
-          <w:rFonts w:ascii="Times New Roman" w:eastAsia="Times New Roman" w:hAnsi="Times New Roman" w:cs="Times New Roman"/>
-          <w:b/>
-          <w:bCs/>
-          <w:sz w:val="18"/>
-          <w:szCs w:val="18"/>
-          <w:lang w:val="en-US" w:eastAsia="ru-RU"/>
-        </w:rPr>
-        <w:tab/>
-      </w:r>
-      <w:proofErr w:type="spellStart"/>
-      <w:proofErr w:type="gramStart"/>
-      <w:r>
-        <w:rPr>
-          <w:rFonts w:ascii="Times New Roman" w:eastAsia="Times New Roman" w:hAnsi="Times New Roman" w:cs="Times New Roman"/>
-          <w:b/>
-          <w:bCs/>
-          <w:sz w:val="18"/>
-          <w:szCs w:val="18"/>
-          <w:lang w:val="en-US" w:eastAsia="ru-RU"/>
-        </w:rPr>
-        <w:t>Jumayev</w:t>
-      </w:r>
-      <w:proofErr w:type="spellEnd"/>
-      <w:r>
-        <w:rPr>
-          <w:rFonts w:ascii="Times New Roman" w:eastAsia="Times New Roman" w:hAnsi="Times New Roman" w:cs="Times New Roman"/>
-          <w:b/>
-          <w:bCs/>
-          <w:sz w:val="18"/>
-          <w:szCs w:val="18"/>
-          <w:lang w:val="en-US" w:eastAsia="ru-RU"/>
-        </w:rPr>
-        <w:t xml:space="preserve">  U.</w:t>
-      </w:r>
-      <w:proofErr w:type="gramEnd"/>
-      <w:r>
-        <w:rPr>
-          <w:rFonts w:ascii="Times New Roman" w:eastAsia="Times New Roman" w:hAnsi="Times New Roman" w:cs="Times New Roman"/>
-          <w:b/>
-          <w:bCs/>
-          <w:sz w:val="18"/>
-          <w:szCs w:val="18"/>
-          <w:lang w:val="en-US" w:eastAsia="ru-RU"/>
-        </w:rPr>
-        <w:t xml:space="preserve"> O.</w:t>
-      </w:r>
-    </w:p>
-    <w:p>
-      <w:pPr>
-        <w:spacing w:after="0" w:line="240" w:lineRule="auto"/>
-        <w:rPr>
-          <w:rFonts w:ascii="Times New Roman" w:hAnsi="Times New Roman" w:cs="Times New Roman"/>
-          <w:sz w:val="18"/>
-          <w:szCs w:val="18"/>
-          <w:lang w:val="en-US"/>
-        </w:rPr>
-      </w:pPr>
-    </w:p>
-    <w:p>
-      <w:pPr>
-        <w:spacing w:after="0" w:line="240" w:lineRule="auto"/>
-        <w:rPr>
-          <w:rFonts w:ascii="Times New Roman" w:hAnsi="Times New Roman" w:cs="Times New Roman"/>
-          <w:sz w:val="18"/>
-          <w:szCs w:val="18"/>
-          <w:lang w:val="en-US"/>
-        </w:rPr>
-      </w:pPr>
-      <w:r>
-        <w:rPr>
-          <w:rFonts w:ascii="Times New Roman" w:eastAsia="Times New Roman" w:hAnsi="Times New Roman" w:cs="Times New Roman"/>
-          <w:b/>
-          <w:bCs/>
-          <w:sz w:val="18"/>
-          <w:szCs w:val="18"/>
-          <w:lang w:val="en-US" w:eastAsia="ru-RU"/>
-        </w:rPr>
-        <w:t>2-</w:t>
-      </w:r>
-      <w:proofErr w:type="gramStart"/>
-      <w:r>
-        <w:rPr>
-          <w:rFonts w:ascii="Times New Roman" w:eastAsia="Times New Roman" w:hAnsi="Times New Roman" w:cs="Times New Roman"/>
-          <w:b/>
-          <w:bCs/>
-          <w:sz w:val="18"/>
-          <w:szCs w:val="18"/>
-          <w:lang w:val="en-US" w:eastAsia="ru-RU"/>
-        </w:rPr>
-        <w:t xml:space="preserve">toifali  </w:t>
-      </w:r>
-      <w:proofErr w:type="spellStart"/>
-      <w:r>
-        <w:rPr>
-          <w:rFonts w:ascii="Times New Roman" w:eastAsia="Times New Roman" w:hAnsi="Times New Roman" w:cs="Times New Roman"/>
-          <w:b/>
-          <w:bCs/>
-          <w:sz w:val="18"/>
-          <w:szCs w:val="18"/>
-          <w:lang w:val="en-US" w:eastAsia="ru-RU"/>
-        </w:rPr>
-        <w:t>mutaxassis</w:t>
-      </w:r>
-      <w:proofErr w:type="spellEnd"/>
-      <w:proofErr w:type="gramEnd"/>
-      <w:r>
-        <w:rPr>
-          <w:rFonts w:ascii="Times New Roman" w:eastAsia="Times New Roman" w:hAnsi="Times New Roman" w:cs="Times New Roman"/>
-          <w:b/>
-          <w:bCs/>
-          <w:sz w:val="18"/>
-          <w:szCs w:val="18"/>
-          <w:lang w:val="en-US" w:eastAsia="ru-RU"/>
-        </w:rPr>
-        <w:tab/>
-      </w:r>
-      <w:r>
-        <w:rPr>
-          <w:rFonts w:ascii="Times New Roman" w:eastAsia="Times New Roman" w:hAnsi="Times New Roman" w:cs="Times New Roman"/>
-          <w:b/>
-          <w:bCs/>
-          <w:sz w:val="18"/>
-          <w:szCs w:val="18"/>
-          <w:lang w:val="en-US" w:eastAsia="ru-RU"/>
-        </w:rPr>
-        <w:tab/>
-      </w:r>
-      <w:r>
-        <w:rPr>
-          <w:rFonts w:ascii="Times New Roman" w:eastAsia="Times New Roman" w:hAnsi="Times New Roman" w:cs="Times New Roman"/>
-          <w:b/>
-          <w:bCs/>
-          <w:sz w:val="18"/>
-          <w:szCs w:val="18"/>
-          <w:lang w:val="en-US" w:eastAsia="ru-RU"/>
-        </w:rPr>
-        <w:tab/>
-      </w:r>
-      <w:r>
-        <w:rPr>
-          <w:rFonts w:ascii="Times New Roman" w:eastAsia="Times New Roman" w:hAnsi="Times New Roman" w:cs="Times New Roman"/>
-          <w:b/>
-          <w:bCs/>
-          <w:sz w:val="18"/>
-          <w:szCs w:val="18"/>
-          <w:lang w:val="en-US" w:eastAsia="ru-RU"/>
-        </w:rPr>
-        <w:tab/>
-      </w:r>
-      <w:r>
-        <w:rPr>
-          <w:rFonts w:ascii="Times New Roman" w:eastAsia="Times New Roman" w:hAnsi="Times New Roman" w:cs="Times New Roman"/>
-          <w:b/>
-          <w:bCs/>
-          <w:sz w:val="18"/>
-          <w:szCs w:val="18"/>
-          <w:lang w:val="en-US" w:eastAsia="ru-RU"/>
-        </w:rPr>
-        <w:tab/>
-      </w:r>
-      <w:r>
-        <w:rPr>
-          <w:rFonts w:ascii="Times New Roman" w:eastAsia="Times New Roman" w:hAnsi="Times New Roman" w:cs="Times New Roman"/>
-          <w:b/>
-          <w:bCs/>
-          <w:sz w:val="18"/>
-          <w:szCs w:val="18"/>
-          <w:lang w:val="en-US" w:eastAsia="ru-RU"/>
-        </w:rPr>
-        <w:tab/>
-      </w:r>
-      <w:r>
-        <w:rPr>
-          <w:rFonts w:ascii="Times New Roman" w:eastAsia="Times New Roman" w:hAnsi="Times New Roman" w:cs="Times New Roman"/>
-          <w:b/>
-          <w:bCs/>
-          <w:sz w:val="18"/>
-          <w:szCs w:val="18"/>
-          <w:lang w:val="en-US" w:eastAsia="ru-RU"/>
-        </w:rPr>
-        <w:tab/>
-      </w:r>
-      <w:r>
-        <w:rPr>
-          <w:rFonts w:ascii="Times New Roman" w:eastAsia="Times New Roman" w:hAnsi="Times New Roman" w:cs="Times New Roman"/>
-          <w:b/>
-          <w:bCs/>
-          <w:sz w:val="18"/>
-          <w:szCs w:val="18"/>
-          <w:lang w:val="en-US" w:eastAsia="ru-RU"/>
-        </w:rPr>
-        <w:tab/>
-      </w:r>
-      <w:proofErr w:type="spellStart"/>
-      <w:proofErr w:type="gramStart"/>
-      <w:r>
-        <w:rPr>
-          <w:rFonts w:ascii="Times New Roman" w:eastAsia="Times New Roman" w:hAnsi="Times New Roman" w:cs="Times New Roman"/>
-          <w:b/>
-          <w:bCs/>
-          <w:sz w:val="18"/>
-          <w:szCs w:val="18"/>
-          <w:lang w:val="en-US" w:eastAsia="ru-RU"/>
-        </w:rPr>
-        <w:t>Raxmatov</w:t>
-      </w:r>
-      <w:proofErr w:type="spellEnd"/>
-      <w:r>
-        <w:rPr>
-          <w:rFonts w:ascii="Times New Roman" w:eastAsia="Times New Roman" w:hAnsi="Times New Roman" w:cs="Times New Roman"/>
-          <w:b/>
-          <w:bCs/>
-          <w:sz w:val="18"/>
-          <w:szCs w:val="18"/>
-          <w:lang w:val="en-US" w:eastAsia="ru-RU"/>
-        </w:rPr>
-        <w:t xml:space="preserve">  D.</w:t>
-      </w:r>
-      <w:proofErr w:type="gramEnd"/>
-      <w:r>
-        <w:rPr>
-          <w:rFonts w:ascii="Times New Roman" w:eastAsia="Times New Roman" w:hAnsi="Times New Roman" w:cs="Times New Roman"/>
-          <w:b/>
-          <w:bCs/>
-          <w:sz w:val="18"/>
-          <w:szCs w:val="18"/>
-          <w:lang w:val="en-US" w:eastAsia="ru-RU"/>
-        </w:rPr>
-        <w:t xml:space="preserve"> X.</w:t>
+          <w:rFonts w:ascii="Times New Roman" w:eastAsia="Times New Roman" w:hAnsi="Times New Roman" w:cs="Times New Roman"/>
+          <w:b/>
+          <w:bCs/>
+          <w:sz w:val="18"/>
+          <w:szCs w:val="18"/>
+          <w:lang w:val="en-US" w:eastAsia="ru-RU"/>
+        </w:rPr>
+      </w:pPr>
+      <w:r>
+        <w:rPr>
+          <w:rFonts w:ascii="Times New Roman" w:eastAsia="Times New Roman" w:hAnsi="Times New Roman" w:cs="Times New Roman"/>
+          <w:b/>
+          <w:bCs/>
+          <w:sz w:val="18"/>
+          <w:szCs w:val="18"/>
+          <w:lang w:eastAsia="ru-RU"/>
+        </w:rPr>
+        <w:t>RECEIVER</w:t>
       </w:r>
     </w:p>
     <w:p>
@@ -2329,7 +1825,6 @@
   <w:style w:type="character" w:default="1" w:styleId="a0">
     <w:name w:val="Default Paragraph Font"/>
     <w:uiPriority w:val="1"/>
-    <w:semiHidden/>
     <w:unhideWhenUsed/>
   </w:style>
   <w:style w:type="table" w:default="1" w:styleId="a1">
